--- a/ARGOMENTI.docx
+++ b/ARGOMENTI.docx
@@ -48,37 +48,23 @@
           <w:sz w:val="18"/>
           <w:szCs w:val="18"/>
         </w:rPr>
-        <w:t>UN</w:t>
-      </w:r>
-      <w:r>
-        <w:rPr>
-          <w:sz w:val="18"/>
-          <w:szCs w:val="18"/>
-        </w:rPr>
-        <w:t>DIRECTED GRAPH</w:t>
-      </w:r>
-    </w:p>
-    <w:p>
-      <w:pPr>
-        <w:spacing w:after="0"/>
-        <w:rPr>
-          <w:sz w:val="18"/>
-          <w:szCs w:val="18"/>
-        </w:rPr>
-      </w:pPr>
-      <w:r>
-        <w:rPr>
-          <w:sz w:val="18"/>
-          <w:szCs w:val="18"/>
-        </w:rPr>
-        <w:t>A</w:t>
-      </w:r>
-      <w:r>
-        <w:rPr>
-          <w:sz w:val="18"/>
-          <w:szCs w:val="18"/>
-        </w:rPr>
-        <w:t>DJACENCY MATRIX</w:t>
+        <w:t>UNDIRECTED GRAPH</w:t>
+      </w:r>
+    </w:p>
+    <w:p>
+      <w:pPr>
+        <w:spacing w:after="0"/>
+        <w:rPr>
+          <w:sz w:val="18"/>
+          <w:szCs w:val="18"/>
+        </w:rPr>
+      </w:pPr>
+      <w:r>
+        <w:rPr>
+          <w:sz w:val="18"/>
+          <w:szCs w:val="18"/>
+        </w:rPr>
+        <w:t>ADJACENCY MATRIX</w:t>
       </w:r>
     </w:p>
     <w:p>
@@ -110,14 +96,7 @@
           <w:sz w:val="18"/>
           <w:szCs w:val="18"/>
         </w:rPr>
-        <w:t>ADJACENCY</w:t>
-      </w:r>
-      <w:r>
-        <w:rPr>
-          <w:sz w:val="18"/>
-          <w:szCs w:val="18"/>
-        </w:rPr>
-        <w:t xml:space="preserve"> LIST</w:t>
+        <w:t>ADJACENCY LIST</w:t>
       </w:r>
     </w:p>
     <w:p>
@@ -254,14 +233,7 @@
           <w:sz w:val="18"/>
           <w:szCs w:val="18"/>
         </w:rPr>
-        <w:t>DEGREE CENTRALITY</w:t>
-      </w:r>
-      <w:r>
-        <w:rPr>
-          <w:sz w:val="18"/>
-          <w:szCs w:val="18"/>
-        </w:rPr>
-        <w:t xml:space="preserve"> UNDIRECTED GRAPH</w:t>
+        <w:t>DEGREE CENTRALITY UNDIRECTED GRAPH</w:t>
       </w:r>
     </w:p>
     <w:p>
@@ -357,37 +329,23 @@
           <w:sz w:val="18"/>
           <w:szCs w:val="18"/>
         </w:rPr>
-        <w:t xml:space="preserve">STRONGLY </w:t>
-      </w:r>
-      <w:r>
-        <w:rPr>
-          <w:sz w:val="18"/>
-          <w:szCs w:val="18"/>
-        </w:rPr>
-        <w:t>CONNECTED COMPONENT</w:t>
-      </w:r>
-    </w:p>
-    <w:p>
-      <w:pPr>
-        <w:spacing w:after="0"/>
-        <w:rPr>
-          <w:sz w:val="18"/>
-          <w:szCs w:val="18"/>
-        </w:rPr>
-      </w:pPr>
-      <w:r>
-        <w:rPr>
-          <w:sz w:val="18"/>
-          <w:szCs w:val="18"/>
-        </w:rPr>
-        <w:t xml:space="preserve">WEAKLY </w:t>
-      </w:r>
-      <w:r>
-        <w:rPr>
-          <w:sz w:val="18"/>
-          <w:szCs w:val="18"/>
-        </w:rPr>
-        <w:t>CONNECTED COMPONENT</w:t>
+        <w:t>STRONGLY CONNECTED COMPONENT</w:t>
+      </w:r>
+    </w:p>
+    <w:p>
+      <w:pPr>
+        <w:spacing w:after="0"/>
+        <w:rPr>
+          <w:sz w:val="18"/>
+          <w:szCs w:val="18"/>
+        </w:rPr>
+      </w:pPr>
+      <w:r>
+        <w:rPr>
+          <w:sz w:val="18"/>
+          <w:szCs w:val="18"/>
+        </w:rPr>
+        <w:t>WEAKLY CONNECTED COMPONENT</w:t>
       </w:r>
     </w:p>
     <w:p>
@@ -476,14 +434,7 @@
           <w:sz w:val="18"/>
           <w:szCs w:val="18"/>
         </w:rPr>
-        <w:t>R</w:t>
-      </w:r>
-      <w:r>
-        <w:rPr>
-          <w:sz w:val="18"/>
-          <w:szCs w:val="18"/>
-        </w:rPr>
-        <w:t>ANDOM GRAPHS</w:t>
+        <w:t>RANDOM GRAPHS</w:t>
       </w:r>
     </w:p>
     <w:p>
@@ -517,34 +468,7 @@
           <w:szCs w:val="18"/>
         </w:rPr>
         <w:tab/>
-      </w:r>
-      <w:r>
-        <w:rPr>
-          <w:sz w:val="18"/>
-          <w:szCs w:val="18"/>
-        </w:rPr>
-        <w:t>W</w:t>
-      </w:r>
-      <w:r>
-        <w:rPr>
-          <w:sz w:val="18"/>
-          <w:szCs w:val="18"/>
-        </w:rPr>
-        <w:t>ATTS-STROGATZ</w:t>
-      </w:r>
-      <w:r>
-        <w:rPr>
-          <w:sz w:val="18"/>
-          <w:szCs w:val="18"/>
-        </w:rPr>
-        <w:t xml:space="preserve"> M</w:t>
-      </w:r>
-      <w:r>
-        <w:rPr>
-          <w:sz w:val="18"/>
-          <w:szCs w:val="18"/>
-        </w:rPr>
-        <w:t>ODE</w:t>
+        <w:t>WATTS-STROGATZ MODE</w:t>
       </w:r>
     </w:p>
     <w:p>
@@ -561,28 +485,7 @@
           <w:sz w:val="18"/>
           <w:szCs w:val="18"/>
         </w:rPr>
-        <w:t>B</w:t>
-      </w:r>
-      <w:r>
-        <w:rPr>
-          <w:sz w:val="18"/>
-          <w:szCs w:val="18"/>
-        </w:rPr>
-        <w:t>ARABASI</w:t>
-      </w:r>
-      <w:r>
-        <w:rPr>
-          <w:sz w:val="18"/>
-          <w:szCs w:val="18"/>
-        </w:rPr>
-        <w:t>-A</w:t>
-      </w:r>
-      <w:r>
-        <w:rPr>
-          <w:sz w:val="18"/>
-          <w:szCs w:val="18"/>
-        </w:rPr>
-        <w:t>LBERT MODEL</w:t>
+        <w:t>BARABASI-ALBERT MODEL</w:t>
       </w:r>
     </w:p>
     <w:p>
@@ -599,46 +502,32 @@
           <w:sz w:val="18"/>
           <w:szCs w:val="18"/>
         </w:rPr>
-        <w:t>B</w:t>
-      </w:r>
-      <w:r>
-        <w:rPr>
-          <w:sz w:val="18"/>
-          <w:szCs w:val="18"/>
-        </w:rPr>
-        <w:t>ARABASI-BIANCONI MODEL</w:t>
-      </w:r>
-    </w:p>
-    <w:p>
-      <w:pPr>
-        <w:spacing w:after="0"/>
-        <w:rPr>
-          <w:sz w:val="18"/>
-          <w:szCs w:val="18"/>
-        </w:rPr>
-      </w:pPr>
-    </w:p>
-    <w:p>
-      <w:pPr>
-        <w:spacing w:after="0"/>
-        <w:rPr>
-          <w:sz w:val="18"/>
-          <w:szCs w:val="18"/>
-        </w:rPr>
-      </w:pPr>
-      <w:r>
-        <w:rPr>
-          <w:sz w:val="18"/>
-          <w:szCs w:val="18"/>
-        </w:rPr>
-        <w:t>S</w:t>
-      </w:r>
-      <w:r>
-        <w:rPr>
-          <w:sz w:val="18"/>
-          <w:szCs w:val="18"/>
-        </w:rPr>
-        <w:t>CALE-FREE PROPERTIES</w:t>
+        <w:t>BARABASI-BIANCONI MODEL</w:t>
+      </w:r>
+    </w:p>
+    <w:p>
+      <w:pPr>
+        <w:spacing w:after="0"/>
+        <w:rPr>
+          <w:sz w:val="18"/>
+          <w:szCs w:val="18"/>
+        </w:rPr>
+      </w:pPr>
+    </w:p>
+    <w:p>
+      <w:pPr>
+        <w:spacing w:after="0"/>
+        <w:rPr>
+          <w:sz w:val="18"/>
+          <w:szCs w:val="18"/>
+        </w:rPr>
+      </w:pPr>
+      <w:r>
+        <w:rPr>
+          <w:sz w:val="18"/>
+          <w:szCs w:val="18"/>
+        </w:rPr>
+        <w:t>SCALE-FREE PROPERTIES</w:t>
       </w:r>
     </w:p>
     <w:p>
@@ -703,20 +592,7 @@
           <w:szCs w:val="18"/>
         </w:rPr>
         <w:tab/>
-      </w:r>
-      <w:r>
-        <w:rPr>
-          <w:sz w:val="18"/>
-          <w:szCs w:val="18"/>
-        </w:rPr>
-        <w:t>W</w:t>
-      </w:r>
-      <w:r>
-        <w:rPr>
-          <w:sz w:val="18"/>
-          <w:szCs w:val="18"/>
-        </w:rPr>
-        <w:t>EB CRAWLERS</w:t>
+        <w:t>WEB CRAWLERS</w:t>
       </w:r>
     </w:p>
     <w:p>
@@ -809,14 +685,7 @@
           <w:sz w:val="18"/>
           <w:szCs w:val="18"/>
         </w:rPr>
-        <w:t>M</w:t>
-      </w:r>
-      <w:r>
-        <w:rPr>
-          <w:sz w:val="18"/>
-          <w:szCs w:val="18"/>
-        </w:rPr>
-        <w:t xml:space="preserve">ATH BACKGROUND FOR </w:t>
+        <w:t xml:space="preserve">MATH BACKGROUND FOR </w:t>
       </w:r>
       <w:proofErr w:type="spellStart"/>
       <w:r>
@@ -827,6 +696,178 @@
         <w:t>PageRank</w:t>
       </w:r>
       <w:proofErr w:type="spellEnd"/>
+      <w:r>
+        <w:rPr>
+          <w:sz w:val="18"/>
+          <w:szCs w:val="18"/>
+        </w:rPr>
+        <w:t xml:space="preserve"> - </w:t>
+      </w:r>
+      <w:r>
+        <w:rPr>
+          <w:sz w:val="18"/>
+          <w:szCs w:val="18"/>
+        </w:rPr>
+        <w:t>MARKOV PROCESS</w:t>
+      </w:r>
+    </w:p>
+    <w:p>
+      <w:pPr>
+        <w:spacing w:after="0"/>
+        <w:rPr>
+          <w:sz w:val="18"/>
+          <w:szCs w:val="18"/>
+        </w:rPr>
+      </w:pPr>
+      <w:r>
+        <w:rPr>
+          <w:sz w:val="18"/>
+          <w:szCs w:val="18"/>
+        </w:rPr>
+        <w:t xml:space="preserve">GOOGLE </w:t>
+      </w:r>
+      <w:proofErr w:type="spellStart"/>
+      <w:r>
+        <w:rPr>
+          <w:sz w:val="18"/>
+          <w:szCs w:val="18"/>
+        </w:rPr>
+        <w:t>PageRank</w:t>
+      </w:r>
+      <w:proofErr w:type="spellEnd"/>
+    </w:p>
+    <w:p>
+      <w:pPr>
+        <w:spacing w:after="0"/>
+        <w:rPr>
+          <w:sz w:val="18"/>
+          <w:szCs w:val="18"/>
+        </w:rPr>
+      </w:pPr>
+      <w:r>
+        <w:rPr>
+          <w:sz w:val="18"/>
+          <w:szCs w:val="18"/>
+        </w:rPr>
+        <w:t xml:space="preserve">TOPIC-SENSITIVE </w:t>
+      </w:r>
+      <w:proofErr w:type="spellStart"/>
+      <w:r>
+        <w:rPr>
+          <w:sz w:val="18"/>
+          <w:szCs w:val="18"/>
+        </w:rPr>
+        <w:t>PageRank</w:t>
+      </w:r>
+      <w:proofErr w:type="spellEnd"/>
+    </w:p>
+    <w:p>
+      <w:pPr>
+        <w:spacing w:after="0"/>
+        <w:rPr>
+          <w:sz w:val="18"/>
+          <w:szCs w:val="18"/>
+        </w:rPr>
+      </w:pPr>
+      <w:r>
+        <w:rPr>
+          <w:sz w:val="18"/>
+          <w:szCs w:val="18"/>
+        </w:rPr>
+        <w:t>WEB SPAM</w:t>
+      </w:r>
+    </w:p>
+    <w:p>
+      <w:pPr>
+        <w:spacing w:after="0"/>
+        <w:rPr>
+          <w:sz w:val="18"/>
+          <w:szCs w:val="18"/>
+        </w:rPr>
+      </w:pPr>
+      <w:r>
+        <w:rPr>
+          <w:sz w:val="18"/>
+          <w:szCs w:val="18"/>
+        </w:rPr>
+        <w:t>CO-CITATION &amp; BIBLIOGRAPHIC COUPLING</w:t>
+      </w:r>
+      <w:r>
+        <w:rPr>
+          <w:sz w:val="18"/>
+          <w:szCs w:val="18"/>
+        </w:rPr>
+        <w:t xml:space="preserve"> </w:t>
+      </w:r>
+      <w:r>
+        <w:rPr>
+          <w:sz w:val="18"/>
+          <w:szCs w:val="18"/>
+        </w:rPr>
+        <w:t xml:space="preserve">&amp; </w:t>
+      </w:r>
+      <w:r>
+        <w:rPr>
+          <w:sz w:val="18"/>
+          <w:szCs w:val="18"/>
+        </w:rPr>
+        <w:t>CO-REFERENCE</w:t>
+      </w:r>
+    </w:p>
+    <w:p>
+      <w:pPr>
+        <w:spacing w:after="0"/>
+        <w:rPr>
+          <w:sz w:val="18"/>
+          <w:szCs w:val="18"/>
+        </w:rPr>
+      </w:pPr>
+      <w:r>
+        <w:rPr>
+          <w:sz w:val="18"/>
+          <w:szCs w:val="18"/>
+        </w:rPr>
+        <w:t>HUBS AND AUTHORITIES</w:t>
+      </w:r>
+      <w:r>
+        <w:rPr>
+          <w:sz w:val="18"/>
+          <w:szCs w:val="18"/>
+        </w:rPr>
+        <w:t xml:space="preserve"> - </w:t>
+      </w:r>
+      <w:r>
+        <w:rPr>
+          <w:sz w:val="18"/>
+          <w:szCs w:val="18"/>
+        </w:rPr>
+        <w:t>HITS</w:t>
+      </w:r>
+    </w:p>
+    <w:p>
+      <w:pPr>
+        <w:spacing w:after="0"/>
+        <w:rPr>
+          <w:sz w:val="18"/>
+          <w:szCs w:val="18"/>
+        </w:rPr>
+      </w:pPr>
+    </w:p>
+    <w:p>
+      <w:pPr>
+        <w:spacing w:after="0"/>
+        <w:rPr>
+          <w:sz w:val="18"/>
+          <w:szCs w:val="18"/>
+        </w:rPr>
+      </w:pPr>
+      <w:r>
+        <w:rPr>
+          <w:sz w:val="18"/>
+          <w:szCs w:val="18"/>
+        </w:rPr>
+        <w:t>PATTERNS OF RELATIONS</w:t>
+      </w:r>
     </w:p>
     <w:p>
       <w:pPr>
@@ -842,144 +883,7 @@
           <w:szCs w:val="18"/>
         </w:rPr>
         <w:tab/>
-      </w:r>
-      <w:r>
-        <w:rPr>
-          <w:sz w:val="18"/>
-          <w:szCs w:val="18"/>
-        </w:rPr>
-        <w:t>M</w:t>
-      </w:r>
-      <w:r>
-        <w:rPr>
-          <w:sz w:val="18"/>
-          <w:szCs w:val="18"/>
-        </w:rPr>
-        <w:t>ARKOV PROCESS</w:t>
-      </w:r>
-    </w:p>
-    <w:p>
-      <w:pPr>
-        <w:spacing w:after="0"/>
-        <w:rPr>
-          <w:sz w:val="18"/>
-          <w:szCs w:val="18"/>
-        </w:rPr>
-      </w:pPr>
-    </w:p>
-    <w:p>
-      <w:pPr>
-        <w:spacing w:after="0"/>
-        <w:rPr>
-          <w:sz w:val="18"/>
-          <w:szCs w:val="18"/>
-        </w:rPr>
-      </w:pPr>
-      <w:r>
-        <w:rPr>
-          <w:sz w:val="18"/>
-          <w:szCs w:val="18"/>
-        </w:rPr>
-        <w:t>G</w:t>
-      </w:r>
-      <w:r>
-        <w:rPr>
-          <w:sz w:val="18"/>
-          <w:szCs w:val="18"/>
-        </w:rPr>
-        <w:t>OOGLE</w:t>
-      </w:r>
-      <w:r>
-        <w:rPr>
-          <w:sz w:val="18"/>
-          <w:szCs w:val="18"/>
-        </w:rPr>
-        <w:t xml:space="preserve"> PageRank</w:t>
-      </w:r>
-    </w:p>
-    <w:p>
-      <w:pPr>
-        <w:spacing w:after="0"/>
-        <w:rPr>
-          <w:sz w:val="18"/>
-          <w:szCs w:val="18"/>
-        </w:rPr>
-      </w:pPr>
-      <w:r>
-        <w:rPr>
-          <w:sz w:val="18"/>
-          <w:szCs w:val="18"/>
-        </w:rPr>
-        <w:t>T</w:t>
-      </w:r>
-      <w:r>
-        <w:rPr>
-          <w:sz w:val="18"/>
-          <w:szCs w:val="18"/>
-        </w:rPr>
-        <w:t xml:space="preserve">OPIC-SENSITIVE </w:t>
-      </w:r>
-      <w:proofErr w:type="spellStart"/>
-      <w:r>
-        <w:rPr>
-          <w:sz w:val="18"/>
-          <w:szCs w:val="18"/>
-        </w:rPr>
-        <w:t>PageRank</w:t>
-      </w:r>
-      <w:proofErr w:type="spellEnd"/>
-    </w:p>
-    <w:p>
-      <w:pPr>
-        <w:spacing w:after="0"/>
-        <w:rPr>
-          <w:sz w:val="18"/>
-          <w:szCs w:val="18"/>
-        </w:rPr>
-      </w:pPr>
-      <w:r>
-        <w:rPr>
-          <w:sz w:val="18"/>
-          <w:szCs w:val="18"/>
-        </w:rPr>
-        <w:t>WEB SPAM</w:t>
-      </w:r>
-    </w:p>
-    <w:p>
-      <w:pPr>
-        <w:spacing w:after="0"/>
-        <w:rPr>
-          <w:sz w:val="18"/>
-          <w:szCs w:val="18"/>
-        </w:rPr>
-      </w:pPr>
-      <w:r>
-        <w:rPr>
-          <w:sz w:val="18"/>
-          <w:szCs w:val="18"/>
-        </w:rPr>
-        <w:t>C</w:t>
-      </w:r>
-      <w:r>
-        <w:rPr>
-          <w:sz w:val="18"/>
-          <w:szCs w:val="18"/>
-        </w:rPr>
-        <w:t xml:space="preserve">O-CITATION </w:t>
-      </w:r>
-      <w:r>
-        <w:rPr>
-          <w:sz w:val="18"/>
-          <w:szCs w:val="18"/>
-        </w:rPr>
-        <w:t>&amp; B</w:t>
-      </w:r>
-      <w:r>
-        <w:rPr>
-          <w:sz w:val="18"/>
-          <w:szCs w:val="18"/>
-        </w:rPr>
-        <w:t>IBLIOGRAPHIC COUPLING</w:t>
+        <w:t>STRUCTURAL EQUIVALENCE</w:t>
       </w:r>
     </w:p>
     <w:p>
@@ -996,39 +900,110 @@
           <w:szCs w:val="18"/>
         </w:rPr>
         <w:tab/>
-        <w:t>CO-REFERENCE</w:t>
-      </w:r>
-    </w:p>
-    <w:p>
-      <w:pPr>
-        <w:spacing w:after="0"/>
-        <w:rPr>
-          <w:sz w:val="18"/>
-          <w:szCs w:val="18"/>
-        </w:rPr>
-      </w:pPr>
-    </w:p>
-    <w:p>
-      <w:pPr>
-        <w:spacing w:after="0"/>
-        <w:rPr>
-          <w:sz w:val="18"/>
-          <w:szCs w:val="18"/>
-        </w:rPr>
-      </w:pPr>
-      <w:r>
-        <w:rPr>
-          <w:sz w:val="18"/>
-          <w:szCs w:val="18"/>
-        </w:rPr>
-        <w:t>H</w:t>
-      </w:r>
-      <w:r>
-        <w:rPr>
-          <w:sz w:val="18"/>
-          <w:szCs w:val="18"/>
-        </w:rPr>
-        <w:t>UBS AND AUTHORITIES</w:t>
+        <w:t>AUTOMORPHIC EQUIVALENCE</w:t>
+      </w:r>
+    </w:p>
+    <w:p>
+      <w:pPr>
+        <w:spacing w:after="0"/>
+        <w:ind w:firstLine="708"/>
+        <w:rPr>
+          <w:sz w:val="18"/>
+          <w:szCs w:val="18"/>
+        </w:rPr>
+      </w:pPr>
+      <w:r>
+        <w:rPr>
+          <w:sz w:val="18"/>
+          <w:szCs w:val="18"/>
+        </w:rPr>
+        <w:t>SIMILARITY MEASURES</w:t>
+      </w:r>
+    </w:p>
+    <w:p>
+      <w:pPr>
+        <w:spacing w:after="0"/>
+        <w:ind w:left="708" w:firstLine="708"/>
+        <w:rPr>
+          <w:sz w:val="18"/>
+          <w:szCs w:val="18"/>
+        </w:rPr>
+      </w:pPr>
+      <w:r>
+        <w:rPr>
+          <w:sz w:val="18"/>
+          <w:szCs w:val="18"/>
+        </w:rPr>
+        <w:t>JACCARD SIMILARITY</w:t>
+      </w:r>
+    </w:p>
+    <w:p>
+      <w:pPr>
+        <w:spacing w:after="0"/>
+        <w:ind w:left="708" w:firstLine="708"/>
+        <w:rPr>
+          <w:sz w:val="18"/>
+          <w:szCs w:val="18"/>
+        </w:rPr>
+      </w:pPr>
+      <w:r>
+        <w:rPr>
+          <w:sz w:val="18"/>
+          <w:szCs w:val="18"/>
+        </w:rPr>
+        <w:t>COSINE SIMILARITY</w:t>
+      </w:r>
+    </w:p>
+    <w:p>
+      <w:pPr>
+        <w:spacing w:after="0"/>
+        <w:ind w:left="708" w:firstLine="708"/>
+        <w:rPr>
+          <w:sz w:val="18"/>
+          <w:szCs w:val="18"/>
+        </w:rPr>
+      </w:pPr>
+      <w:r>
+        <w:rPr>
+          <w:sz w:val="18"/>
+          <w:szCs w:val="18"/>
+        </w:rPr>
+        <w:t>PEARSON CORRELATION COEFFICIENT</w:t>
+      </w:r>
+    </w:p>
+    <w:p>
+      <w:pPr>
+        <w:spacing w:after="0"/>
+        <w:rPr>
+          <w:sz w:val="18"/>
+          <w:szCs w:val="18"/>
+        </w:rPr>
+      </w:pPr>
+    </w:p>
+    <w:p>
+      <w:pPr>
+        <w:spacing w:after="0"/>
+        <w:rPr>
+          <w:sz w:val="18"/>
+          <w:szCs w:val="18"/>
+        </w:rPr>
+      </w:pPr>
+    </w:p>
+    <w:p>
+      <w:pPr>
+        <w:spacing w:after="0"/>
+        <w:rPr>
+          <w:sz w:val="18"/>
+          <w:szCs w:val="18"/>
+        </w:rPr>
+      </w:pPr>
+      <w:r>
+        <w:rPr>
+          <w:sz w:val="18"/>
+          <w:szCs w:val="18"/>
+        </w:rPr>
+        <w:lastRenderedPageBreak/>
+        <w:t>ASSORTATIVITY</w:t>
       </w:r>
     </w:p>
     <w:p>
@@ -1045,39 +1020,94 @@
           <w:szCs w:val="18"/>
         </w:rPr>
         <w:tab/>
-        <w:t>HITS</w:t>
-      </w:r>
-    </w:p>
-    <w:p>
-      <w:pPr>
-        <w:spacing w:after="0"/>
-        <w:rPr>
-          <w:sz w:val="18"/>
-          <w:szCs w:val="18"/>
-        </w:rPr>
-      </w:pPr>
-    </w:p>
-    <w:p>
-      <w:pPr>
-        <w:spacing w:after="0"/>
-        <w:rPr>
-          <w:sz w:val="18"/>
-          <w:szCs w:val="18"/>
-        </w:rPr>
-      </w:pPr>
-      <w:r>
-        <w:rPr>
-          <w:sz w:val="18"/>
-          <w:szCs w:val="18"/>
-        </w:rPr>
-        <w:t>P</w:t>
-      </w:r>
-      <w:r>
-        <w:rPr>
-          <w:sz w:val="18"/>
-          <w:szCs w:val="18"/>
-        </w:rPr>
-        <w:t>ATTERNS OF RELATIONS</w:t>
+        <w:t>HOMOPHILY</w:t>
+      </w:r>
+    </w:p>
+    <w:p>
+      <w:pPr>
+        <w:spacing w:after="0"/>
+        <w:ind w:firstLine="708"/>
+        <w:rPr>
+          <w:sz w:val="18"/>
+          <w:szCs w:val="18"/>
+        </w:rPr>
+      </w:pPr>
+      <w:r>
+        <w:rPr>
+          <w:sz w:val="18"/>
+          <w:szCs w:val="18"/>
+        </w:rPr>
+        <w:t xml:space="preserve">ASSORTATIVE AND </w:t>
+      </w:r>
+      <w:r>
+        <w:rPr>
+          <w:sz w:val="18"/>
+          <w:szCs w:val="18"/>
+        </w:rPr>
+        <w:t>D</w:t>
+      </w:r>
+      <w:r>
+        <w:rPr>
+          <w:sz w:val="18"/>
+          <w:szCs w:val="18"/>
+        </w:rPr>
+        <w:t>ISASSORTATIVE MIXING</w:t>
+      </w:r>
+    </w:p>
+    <w:p>
+      <w:pPr>
+        <w:spacing w:after="0"/>
+        <w:ind w:firstLine="708"/>
+        <w:rPr>
+          <w:sz w:val="18"/>
+          <w:szCs w:val="18"/>
+        </w:rPr>
+      </w:pPr>
+      <w:r>
+        <w:rPr>
+          <w:sz w:val="18"/>
+          <w:szCs w:val="18"/>
+        </w:rPr>
+        <w:t xml:space="preserve">ASSORTATIVE AND </w:t>
+      </w:r>
+      <w:r>
+        <w:rPr>
+          <w:sz w:val="18"/>
+          <w:szCs w:val="18"/>
+        </w:rPr>
+        <w:t>DI</w:t>
+      </w:r>
+      <w:r>
+        <w:rPr>
+          <w:sz w:val="18"/>
+          <w:szCs w:val="18"/>
+        </w:rPr>
+        <w:t>SASSORTATIVE NETWORKS</w:t>
+      </w:r>
+    </w:p>
+    <w:p>
+      <w:pPr>
+        <w:spacing w:after="0"/>
+        <w:rPr>
+          <w:sz w:val="18"/>
+          <w:szCs w:val="18"/>
+        </w:rPr>
+      </w:pPr>
+    </w:p>
+    <w:p>
+      <w:pPr>
+        <w:spacing w:after="0"/>
+        <w:rPr>
+          <w:sz w:val="18"/>
+          <w:szCs w:val="18"/>
+        </w:rPr>
+      </w:pPr>
+      <w:r>
+        <w:rPr>
+          <w:sz w:val="18"/>
+          <w:szCs w:val="18"/>
+        </w:rPr>
+        <w:t>COMMUNITIES IN NETWORKS</w:t>
       </w:r>
     </w:p>
     <w:p>
@@ -1094,20 +1124,7 @@
           <w:szCs w:val="18"/>
         </w:rPr>
         <w:tab/>
-      </w:r>
-      <w:r>
-        <w:rPr>
-          <w:sz w:val="18"/>
-          <w:szCs w:val="18"/>
-        </w:rPr>
-        <w:t>S</w:t>
-      </w:r>
-      <w:r>
-        <w:rPr>
-          <w:sz w:val="18"/>
-          <w:szCs w:val="18"/>
-        </w:rPr>
-        <w:t>TRUCTURAL EQUIVALENCE</w:t>
+        <w:t>ZACHARY KARATE CLUB</w:t>
       </w:r>
     </w:p>
     <w:p>
@@ -1124,27 +1141,7 @@
           <w:szCs w:val="18"/>
         </w:rPr>
         <w:tab/>
-      </w:r>
-      <w:r>
-        <w:rPr>
-          <w:sz w:val="18"/>
-          <w:szCs w:val="18"/>
-        </w:rPr>
-        <w:t>A</w:t>
-      </w:r>
-      <w:r>
-        <w:rPr>
-          <w:sz w:val="18"/>
-          <w:szCs w:val="18"/>
-        </w:rPr>
-        <w:t>UTOMORPHIC</w:t>
-      </w:r>
-      <w:r>
-        <w:rPr>
-          <w:sz w:val="18"/>
-          <w:szCs w:val="18"/>
-        </w:rPr>
-        <w:t xml:space="preserve"> EQUIVALENCE</w:t>
+        <w:t>GRAPH BISECTION</w:t>
       </w:r>
     </w:p>
     <w:p>
@@ -1161,109 +1158,7 @@
           <w:szCs w:val="18"/>
         </w:rPr>
         <w:tab/>
-      </w:r>
-      <w:r>
-        <w:rPr>
-          <w:sz w:val="18"/>
-          <w:szCs w:val="18"/>
-        </w:rPr>
-        <w:t>S</w:t>
-      </w:r>
-      <w:r>
-        <w:rPr>
-          <w:sz w:val="18"/>
-          <w:szCs w:val="18"/>
-        </w:rPr>
-        <w:t>IMILARITY MEASURES</w:t>
-      </w:r>
-    </w:p>
-    <w:p>
-      <w:pPr>
-        <w:spacing w:after="0"/>
-        <w:rPr>
-          <w:sz w:val="18"/>
-          <w:szCs w:val="18"/>
-        </w:rPr>
-      </w:pPr>
-    </w:p>
-    <w:p>
-      <w:pPr>
-        <w:spacing w:after="0"/>
-        <w:rPr>
-          <w:sz w:val="18"/>
-          <w:szCs w:val="18"/>
-        </w:rPr>
-      </w:pPr>
-      <w:r>
-        <w:rPr>
-          <w:sz w:val="18"/>
-          <w:szCs w:val="18"/>
-        </w:rPr>
-        <w:t>JACCARD SIMILARITY</w:t>
-      </w:r>
-    </w:p>
-    <w:p>
-      <w:pPr>
-        <w:spacing w:after="0"/>
-        <w:rPr>
-          <w:sz w:val="18"/>
-          <w:szCs w:val="18"/>
-        </w:rPr>
-      </w:pPr>
-      <w:r>
-        <w:rPr>
-          <w:sz w:val="18"/>
-          <w:szCs w:val="18"/>
-        </w:rPr>
-        <w:t>COSINE SIMILARITY</w:t>
-      </w:r>
-    </w:p>
-    <w:p>
-      <w:pPr>
-        <w:spacing w:after="0"/>
-        <w:rPr>
-          <w:sz w:val="18"/>
-          <w:szCs w:val="18"/>
-        </w:rPr>
-      </w:pPr>
-      <w:r>
-        <w:rPr>
-          <w:sz w:val="18"/>
-          <w:szCs w:val="18"/>
-        </w:rPr>
-        <w:t>P</w:t>
-      </w:r>
-      <w:r>
-        <w:rPr>
-          <w:sz w:val="18"/>
-          <w:szCs w:val="18"/>
-        </w:rPr>
-        <w:t>EARSON CORRELATION COEFFICIENT</w:t>
-      </w:r>
-    </w:p>
-    <w:p>
-      <w:pPr>
-        <w:spacing w:after="0"/>
-        <w:rPr>
-          <w:sz w:val="18"/>
-          <w:szCs w:val="18"/>
-        </w:rPr>
-      </w:pPr>
-    </w:p>
-    <w:p>
-      <w:pPr>
-        <w:spacing w:after="0"/>
-        <w:rPr>
-          <w:sz w:val="18"/>
-          <w:szCs w:val="18"/>
-        </w:rPr>
-      </w:pPr>
-      <w:r>
-        <w:rPr>
-          <w:sz w:val="18"/>
-          <w:szCs w:val="18"/>
-        </w:rPr>
-        <w:t>ASSORTATIVITY</w:t>
+        <w:t>RECURSIVE BISECTION</w:t>
       </w:r>
     </w:p>
     <w:p>
@@ -1280,20 +1175,7 @@
           <w:szCs w:val="18"/>
         </w:rPr>
         <w:tab/>
-      </w:r>
-      <w:r>
-        <w:rPr>
-          <w:sz w:val="18"/>
-          <w:szCs w:val="18"/>
-        </w:rPr>
-        <w:t>H</w:t>
-      </w:r>
-      <w:r>
-        <w:rPr>
-          <w:sz w:val="18"/>
-          <w:szCs w:val="18"/>
-        </w:rPr>
-        <w:t>OMOPHILY</w:t>
+        <w:t>MULTI-LEVEL GRAPH PARTITIONING</w:t>
       </w:r>
     </w:p>
     <w:p>
@@ -1310,14 +1192,7 @@
           <w:sz w:val="18"/>
           <w:szCs w:val="18"/>
         </w:rPr>
-        <w:t>A</w:t>
-      </w:r>
-      <w:r>
-        <w:rPr>
-          <w:sz w:val="18"/>
-          <w:szCs w:val="18"/>
-        </w:rPr>
-        <w:t>SSORTATIVE AND SISASSORTATIVE MIXING</w:t>
+        <w:t>MUTUALITY OF TIES: MAXIMUM CLIQUES</w:t>
       </w:r>
     </w:p>
     <w:p>
@@ -1334,46 +1209,66 @@
           <w:sz w:val="18"/>
           <w:szCs w:val="18"/>
         </w:rPr>
-        <w:t xml:space="preserve">ASSORTATIVE AND SISASSORTATIVE </w:t>
-      </w:r>
-      <w:r>
-        <w:rPr>
-          <w:sz w:val="18"/>
-          <w:szCs w:val="18"/>
-        </w:rPr>
-        <w:t>NETWORKS</w:t>
-      </w:r>
-    </w:p>
-    <w:p>
-      <w:pPr>
-        <w:spacing w:after="0"/>
-        <w:rPr>
-          <w:sz w:val="18"/>
-          <w:szCs w:val="18"/>
-        </w:rPr>
-      </w:pPr>
-    </w:p>
-    <w:p>
-      <w:pPr>
-        <w:spacing w:after="0"/>
-        <w:rPr>
-          <w:sz w:val="18"/>
-          <w:szCs w:val="18"/>
-        </w:rPr>
-      </w:pPr>
-      <w:r>
-        <w:rPr>
-          <w:sz w:val="18"/>
-          <w:szCs w:val="18"/>
-        </w:rPr>
-        <w:t>C</w:t>
-      </w:r>
-      <w:r>
-        <w:rPr>
-          <w:sz w:val="18"/>
-          <w:szCs w:val="18"/>
-        </w:rPr>
-        <w:t>OMMUNITIES IN NETWORKS</w:t>
+        <w:t xml:space="preserve">FREQUENCY </w:t>
+      </w:r>
+      <w:r>
+        <w:rPr>
+          <w:sz w:val="18"/>
+          <w:szCs w:val="18"/>
+        </w:rPr>
+        <w:t>OF TIES: STRONG AND WEAK COMMUNITIES</w:t>
+      </w:r>
+    </w:p>
+    <w:p>
+      <w:pPr>
+        <w:spacing w:after="0"/>
+        <w:ind w:firstLine="708"/>
+        <w:rPr>
+          <w:sz w:val="18"/>
+          <w:szCs w:val="18"/>
+        </w:rPr>
+      </w:pPr>
+      <w:r>
+        <w:rPr>
+          <w:sz w:val="18"/>
+          <w:szCs w:val="18"/>
+        </w:rPr>
+        <w:t>FREQUENCY OF TIES: K-CORES</w:t>
+      </w:r>
+    </w:p>
+    <w:p>
+      <w:pPr>
+        <w:spacing w:after="0"/>
+        <w:ind w:firstLine="708"/>
+        <w:rPr>
+          <w:sz w:val="18"/>
+          <w:szCs w:val="18"/>
+        </w:rPr>
+      </w:pPr>
+      <w:r>
+        <w:rPr>
+          <w:sz w:val="18"/>
+          <w:szCs w:val="18"/>
+        </w:rPr>
+        <w:t>CORE DECOMPOSITION</w:t>
+      </w:r>
+    </w:p>
+    <w:p>
+      <w:pPr>
+        <w:spacing w:after="0"/>
+        <w:ind w:firstLine="708"/>
+        <w:rPr>
+          <w:sz w:val="18"/>
+          <w:szCs w:val="18"/>
+          <w:u w:val="single"/>
+        </w:rPr>
+      </w:pPr>
+      <w:r>
+        <w:rPr>
+          <w:sz w:val="18"/>
+          <w:szCs w:val="18"/>
+        </w:rPr>
+        <w:t>CLOSENESS OR REACHABILITY: K-DISTANCE CLIQUES</w:t>
       </w:r>
     </w:p>
     <w:p>
@@ -1390,145 +1285,7 @@
           <w:szCs w:val="18"/>
         </w:rPr>
         <w:tab/>
-      </w:r>
-      <w:r>
-        <w:rPr>
-          <w:sz w:val="18"/>
-          <w:szCs w:val="18"/>
-        </w:rPr>
-        <w:t>Z</w:t>
-      </w:r>
-      <w:r>
-        <w:rPr>
-          <w:sz w:val="18"/>
-          <w:szCs w:val="18"/>
-        </w:rPr>
-        <w:t xml:space="preserve">ACHARY </w:t>
-      </w:r>
-      <w:r>
-        <w:rPr>
-          <w:sz w:val="18"/>
-          <w:szCs w:val="18"/>
-        </w:rPr>
-        <w:t>K</w:t>
-      </w:r>
-      <w:r>
-        <w:rPr>
-          <w:sz w:val="18"/>
-          <w:szCs w:val="18"/>
-        </w:rPr>
-        <w:t>ARATE</w:t>
-      </w:r>
-      <w:r>
-        <w:rPr>
-          <w:sz w:val="18"/>
-          <w:szCs w:val="18"/>
-        </w:rPr>
-        <w:t xml:space="preserve"> C</w:t>
-      </w:r>
-      <w:r>
-        <w:rPr>
-          <w:sz w:val="18"/>
-          <w:szCs w:val="18"/>
-        </w:rPr>
-        <w:t>LUB</w:t>
-      </w:r>
-    </w:p>
-    <w:p>
-      <w:pPr>
-        <w:spacing w:after="0"/>
-        <w:rPr>
-          <w:sz w:val="18"/>
-          <w:szCs w:val="18"/>
-        </w:rPr>
-      </w:pPr>
-      <w:r>
-        <w:rPr>
-          <w:sz w:val="18"/>
-          <w:szCs w:val="18"/>
-        </w:rPr>
-        <w:tab/>
-      </w:r>
-      <w:r>
-        <w:rPr>
-          <w:sz w:val="18"/>
-          <w:szCs w:val="18"/>
-        </w:rPr>
-        <w:t>G</w:t>
-      </w:r>
-      <w:r>
-        <w:rPr>
-          <w:sz w:val="18"/>
-          <w:szCs w:val="18"/>
-        </w:rPr>
-        <w:t>RAPH BISECTION</w:t>
-      </w:r>
-    </w:p>
-    <w:p>
-      <w:pPr>
-        <w:spacing w:after="0"/>
-        <w:rPr>
-          <w:sz w:val="18"/>
-          <w:szCs w:val="18"/>
-        </w:rPr>
-      </w:pPr>
-      <w:r>
-        <w:rPr>
-          <w:sz w:val="18"/>
-          <w:szCs w:val="18"/>
-        </w:rPr>
-        <w:tab/>
-      </w:r>
-      <w:r>
-        <w:rPr>
-          <w:sz w:val="18"/>
-          <w:szCs w:val="18"/>
-        </w:rPr>
-        <w:t>R</w:t>
-      </w:r>
-      <w:r>
-        <w:rPr>
-          <w:sz w:val="18"/>
-          <w:szCs w:val="18"/>
-        </w:rPr>
-        <w:t>ECURSIVE</w:t>
-      </w:r>
-      <w:r>
-        <w:rPr>
-          <w:sz w:val="18"/>
-          <w:szCs w:val="18"/>
-        </w:rPr>
-        <w:t xml:space="preserve"> BISECTION</w:t>
-      </w:r>
-    </w:p>
-    <w:p>
-      <w:pPr>
-        <w:spacing w:after="0"/>
-        <w:rPr>
-          <w:sz w:val="18"/>
-          <w:szCs w:val="18"/>
-        </w:rPr>
-      </w:pPr>
-      <w:r>
-        <w:rPr>
-          <w:sz w:val="18"/>
-          <w:szCs w:val="18"/>
-        </w:rPr>
-        <w:tab/>
-      </w:r>
-      <w:r>
-        <w:rPr>
-          <w:sz w:val="18"/>
-          <w:szCs w:val="18"/>
-        </w:rPr>
-        <w:t>M</w:t>
-      </w:r>
-      <w:r>
-        <w:rPr>
-          <w:sz w:val="18"/>
-          <w:szCs w:val="18"/>
-        </w:rPr>
-        <w:t>ULTI-LEVEL GRAPH PARTITIONING</w:t>
+        <w:t>COMMUNITY DETECTION</w:t>
       </w:r>
     </w:p>
     <w:p>
@@ -1545,28 +1302,7 @@
           <w:sz w:val="18"/>
           <w:szCs w:val="18"/>
         </w:rPr>
-        <w:t>M</w:t>
-      </w:r>
-      <w:r>
-        <w:rPr>
-          <w:sz w:val="18"/>
-          <w:szCs w:val="18"/>
-        </w:rPr>
-        <w:t>UTUALITY OF TIES:</w:t>
-      </w:r>
-      <w:r>
-        <w:rPr>
-          <w:sz w:val="18"/>
-          <w:szCs w:val="18"/>
-        </w:rPr>
-        <w:t xml:space="preserve"> M</w:t>
-      </w:r>
-      <w:r>
-        <w:rPr>
-          <w:sz w:val="18"/>
-          <w:szCs w:val="18"/>
-        </w:rPr>
-        <w:t>AXIMUM CLIQUES</w:t>
+        <w:t>LABEL PROPAGATION</w:t>
       </w:r>
     </w:p>
     <w:p>
@@ -1583,21 +1319,7 @@
           <w:sz w:val="18"/>
           <w:szCs w:val="18"/>
         </w:rPr>
-        <w:t>F</w:t>
-      </w:r>
-      <w:r>
-        <w:rPr>
-          <w:sz w:val="18"/>
-          <w:szCs w:val="18"/>
-        </w:rPr>
-        <w:t xml:space="preserve">REQUENCY </w:t>
-      </w:r>
-      <w:r>
-        <w:rPr>
-          <w:sz w:val="18"/>
-          <w:szCs w:val="18"/>
-        </w:rPr>
-        <w:t>OF TIES: STRONG AND WEAK COMMUNITIES</w:t>
+        <w:t>THE GIRVAN-NEWMAN ALGORITHM</w:t>
       </w:r>
     </w:p>
     <w:p>
@@ -1614,179 +1336,7 @@
           <w:sz w:val="18"/>
           <w:szCs w:val="18"/>
         </w:rPr>
-        <w:t xml:space="preserve">FREQUENCY OF TIES: </w:t>
-      </w:r>
-      <w:r>
-        <w:rPr>
-          <w:sz w:val="18"/>
-          <w:szCs w:val="18"/>
-        </w:rPr>
-        <w:t>K-CORES</w:t>
-      </w:r>
-    </w:p>
-    <w:p>
-      <w:pPr>
-        <w:spacing w:after="0"/>
-        <w:ind w:firstLine="708"/>
-        <w:rPr>
-          <w:sz w:val="18"/>
-          <w:szCs w:val="18"/>
-        </w:rPr>
-      </w:pPr>
-      <w:r>
-        <w:rPr>
-          <w:sz w:val="18"/>
-          <w:szCs w:val="18"/>
-        </w:rPr>
-        <w:t>C</w:t>
-      </w:r>
-      <w:r>
-        <w:rPr>
-          <w:sz w:val="18"/>
-          <w:szCs w:val="18"/>
-        </w:rPr>
-        <w:t>ORE DECOMPOSITION</w:t>
-      </w:r>
-    </w:p>
-    <w:p>
-      <w:pPr>
-        <w:spacing w:after="0"/>
-        <w:ind w:firstLine="708"/>
-        <w:rPr>
-          <w:sz w:val="18"/>
-          <w:szCs w:val="18"/>
-          <w:u w:val="single"/>
-        </w:rPr>
-      </w:pPr>
-      <w:r>
-        <w:rPr>
-          <w:sz w:val="18"/>
-          <w:szCs w:val="18"/>
-        </w:rPr>
-        <w:t>C</w:t>
-      </w:r>
-      <w:r>
-        <w:rPr>
-          <w:sz w:val="18"/>
-          <w:szCs w:val="18"/>
-        </w:rPr>
-        <w:t>LOSENESS OR REACHABILITY: K-DISTANCE CLIQUES</w:t>
-      </w:r>
-    </w:p>
-    <w:p>
-      <w:pPr>
-        <w:spacing w:after="0"/>
-        <w:rPr>
-          <w:sz w:val="18"/>
-          <w:szCs w:val="18"/>
-        </w:rPr>
-      </w:pPr>
-      <w:r>
-        <w:rPr>
-          <w:sz w:val="18"/>
-          <w:szCs w:val="18"/>
-        </w:rPr>
-        <w:tab/>
-      </w:r>
-      <w:r>
-        <w:rPr>
-          <w:sz w:val="18"/>
-          <w:szCs w:val="18"/>
-        </w:rPr>
-        <w:t>C</w:t>
-      </w:r>
-      <w:r>
-        <w:rPr>
-          <w:sz w:val="18"/>
-          <w:szCs w:val="18"/>
-        </w:rPr>
-        <w:t>OMMUNITY DETECTION</w:t>
-      </w:r>
-    </w:p>
-    <w:p>
-      <w:pPr>
-        <w:spacing w:after="0"/>
-        <w:ind w:firstLine="708"/>
-        <w:rPr>
-          <w:sz w:val="18"/>
-          <w:szCs w:val="18"/>
-        </w:rPr>
-      </w:pPr>
-      <w:r>
-        <w:rPr>
-          <w:sz w:val="18"/>
-          <w:szCs w:val="18"/>
-        </w:rPr>
-        <w:t>L</w:t>
-      </w:r>
-      <w:r>
-        <w:rPr>
-          <w:sz w:val="18"/>
-          <w:szCs w:val="18"/>
-        </w:rPr>
-        <w:t>ABEL PROPAGATION</w:t>
-      </w:r>
-    </w:p>
-    <w:p>
-      <w:pPr>
-        <w:spacing w:after="0"/>
-        <w:ind w:firstLine="708"/>
-        <w:rPr>
-          <w:sz w:val="18"/>
-          <w:szCs w:val="18"/>
-        </w:rPr>
-      </w:pPr>
-      <w:r>
-        <w:rPr>
-          <w:sz w:val="18"/>
-          <w:szCs w:val="18"/>
-        </w:rPr>
-        <w:t>T</w:t>
-      </w:r>
-      <w:r>
-        <w:rPr>
-          <w:sz w:val="18"/>
-          <w:szCs w:val="18"/>
-        </w:rPr>
-        <w:t xml:space="preserve">HE </w:t>
-      </w:r>
-      <w:r>
-        <w:rPr>
-          <w:sz w:val="18"/>
-          <w:szCs w:val="18"/>
-        </w:rPr>
-        <w:t>G</w:t>
-      </w:r>
-      <w:r>
-        <w:rPr>
-          <w:sz w:val="18"/>
-          <w:szCs w:val="18"/>
-        </w:rPr>
-        <w:t>IRVAN-NEWMAN ALGORITHM</w:t>
-      </w:r>
-    </w:p>
-    <w:p>
-      <w:pPr>
-        <w:spacing w:after="0"/>
-        <w:ind w:firstLine="708"/>
-        <w:rPr>
-          <w:sz w:val="18"/>
-          <w:szCs w:val="18"/>
-        </w:rPr>
-      </w:pPr>
-      <w:r>
-        <w:rPr>
-          <w:sz w:val="18"/>
-          <w:szCs w:val="18"/>
-        </w:rPr>
-        <w:t>M</w:t>
-      </w:r>
-      <w:r>
-        <w:rPr>
-          <w:sz w:val="18"/>
-          <w:szCs w:val="18"/>
-        </w:rPr>
-        <w:t>ODULARITY VS ASSORTATIVITY</w:t>
+        <w:t>MODULARITY VS ASSORTATIVITY</w:t>
       </w:r>
     </w:p>
     <w:p>
@@ -1861,263 +1411,137 @@
           <w:sz w:val="18"/>
           <w:szCs w:val="18"/>
         </w:rPr>
-        <w:t>O</w:t>
-      </w:r>
-      <w:r>
-        <w:rPr>
-          <w:sz w:val="18"/>
-          <w:szCs w:val="18"/>
-        </w:rPr>
-        <w:t>VERLAPPING COMMUNITIES</w:t>
-      </w:r>
-    </w:p>
-    <w:p>
-      <w:pPr>
-        <w:spacing w:after="0"/>
-        <w:rPr>
-          <w:sz w:val="18"/>
-          <w:szCs w:val="18"/>
-        </w:rPr>
-      </w:pPr>
-      <w:r>
-        <w:rPr>
-          <w:sz w:val="18"/>
-          <w:szCs w:val="18"/>
-        </w:rPr>
-        <w:t>S</w:t>
-      </w:r>
-      <w:r>
-        <w:rPr>
-          <w:sz w:val="18"/>
-          <w:szCs w:val="18"/>
-        </w:rPr>
-        <w:t>PEAKER-LISTENER LABEL</w:t>
-      </w:r>
-      <w:r>
-        <w:rPr>
-          <w:sz w:val="18"/>
-          <w:szCs w:val="18"/>
-        </w:rPr>
-        <w:t xml:space="preserve"> P</w:t>
-      </w:r>
-      <w:r>
-        <w:rPr>
-          <w:sz w:val="18"/>
-          <w:szCs w:val="18"/>
-        </w:rPr>
-        <w:t>ROPAGATION</w:t>
-      </w:r>
-      <w:r>
-        <w:rPr>
-          <w:sz w:val="18"/>
-          <w:szCs w:val="18"/>
-        </w:rPr>
-        <w:t xml:space="preserve"> A</w:t>
-      </w:r>
-      <w:r>
-        <w:rPr>
-          <w:sz w:val="18"/>
-          <w:szCs w:val="18"/>
-        </w:rPr>
-        <w:t>LGORITHM</w:t>
-      </w:r>
-    </w:p>
-    <w:p>
-      <w:pPr>
-        <w:spacing w:after="0"/>
-        <w:rPr>
-          <w:sz w:val="18"/>
-          <w:szCs w:val="18"/>
-        </w:rPr>
-      </w:pPr>
-    </w:p>
-    <w:p>
-      <w:pPr>
-        <w:spacing w:after="0"/>
-        <w:rPr>
-          <w:sz w:val="18"/>
-          <w:szCs w:val="18"/>
-        </w:rPr>
-      </w:pPr>
-      <w:r>
-        <w:rPr>
-          <w:sz w:val="18"/>
-          <w:szCs w:val="18"/>
-        </w:rPr>
-        <w:t>N</w:t>
-      </w:r>
-      <w:r>
-        <w:rPr>
-          <w:sz w:val="18"/>
-          <w:szCs w:val="18"/>
-        </w:rPr>
-        <w:t>ETWORK DIFFUSION:</w:t>
-      </w:r>
-      <w:r>
-        <w:rPr>
-          <w:sz w:val="18"/>
-          <w:szCs w:val="18"/>
-        </w:rPr>
-        <w:t xml:space="preserve"> E</w:t>
-      </w:r>
-      <w:r>
-        <w:rPr>
-          <w:sz w:val="18"/>
-          <w:szCs w:val="18"/>
-        </w:rPr>
-        <w:t>PIDEMIC SPREADING</w:t>
-      </w:r>
-    </w:p>
-    <w:p>
-      <w:pPr>
-        <w:spacing w:after="0"/>
-        <w:rPr>
-          <w:sz w:val="18"/>
-          <w:szCs w:val="18"/>
-        </w:rPr>
-      </w:pPr>
-      <w:r>
-        <w:rPr>
-          <w:sz w:val="18"/>
-          <w:szCs w:val="18"/>
-        </w:rPr>
-        <w:t xml:space="preserve">SIS </w:t>
-      </w:r>
-      <w:r>
-        <w:rPr>
-          <w:sz w:val="18"/>
-          <w:szCs w:val="18"/>
-        </w:rPr>
-        <w:t>EPIDEMIC MODEL</w:t>
-      </w:r>
-    </w:p>
-    <w:p>
-      <w:pPr>
-        <w:spacing w:after="0"/>
-        <w:rPr>
-          <w:sz w:val="18"/>
-          <w:szCs w:val="18"/>
-        </w:rPr>
-      </w:pPr>
-      <w:r>
-        <w:rPr>
-          <w:sz w:val="18"/>
-          <w:szCs w:val="18"/>
-        </w:rPr>
-        <w:t>SIR EPIDEMIC MODEL</w:t>
-      </w:r>
-      <w:r>
-        <w:rPr>
-          <w:sz w:val="18"/>
-          <w:szCs w:val="18"/>
-        </w:rPr>
-        <w:t xml:space="preserve"> </w:t>
-      </w:r>
-    </w:p>
-    <w:p>
-      <w:pPr>
-        <w:spacing w:after="0"/>
-        <w:rPr>
-          <w:sz w:val="18"/>
-          <w:szCs w:val="18"/>
-        </w:rPr>
-      </w:pPr>
-      <w:r>
-        <w:rPr>
-          <w:sz w:val="18"/>
-          <w:szCs w:val="18"/>
-        </w:rPr>
-        <w:t>SIRS EPIDEMIC MODEL</w:t>
-      </w:r>
-      <w:r>
-        <w:rPr>
-          <w:sz w:val="18"/>
-          <w:szCs w:val="18"/>
-        </w:rPr>
-        <w:t xml:space="preserve"> </w:t>
-      </w:r>
-    </w:p>
-    <w:p>
-      <w:pPr>
-        <w:spacing w:after="0"/>
-        <w:rPr>
-          <w:sz w:val="18"/>
-          <w:szCs w:val="18"/>
-        </w:rPr>
-      </w:pPr>
-      <w:r>
-        <w:rPr>
-          <w:sz w:val="18"/>
-          <w:szCs w:val="18"/>
-        </w:rPr>
-        <w:t>SIRS EPIDEMIC MODEL</w:t>
-      </w:r>
-      <w:r>
-        <w:rPr>
-          <w:sz w:val="18"/>
-          <w:szCs w:val="18"/>
-        </w:rPr>
-        <w:t xml:space="preserve"> </w:t>
-      </w:r>
-      <w:r>
-        <w:rPr>
-          <w:sz w:val="18"/>
-          <w:szCs w:val="18"/>
-        </w:rPr>
-        <w:t>+ S</w:t>
-      </w:r>
-      <w:r>
-        <w:rPr>
-          <w:sz w:val="18"/>
-          <w:szCs w:val="18"/>
-        </w:rPr>
-        <w:t>MALL WORLD</w:t>
-      </w:r>
-    </w:p>
-    <w:p>
-      <w:pPr>
-        <w:spacing w:after="0"/>
-        <w:rPr>
-          <w:sz w:val="18"/>
-          <w:szCs w:val="18"/>
-        </w:rPr>
-      </w:pPr>
-    </w:p>
-    <w:p>
-      <w:pPr>
-        <w:spacing w:after="0"/>
-        <w:rPr>
-          <w:sz w:val="18"/>
-          <w:szCs w:val="18"/>
-        </w:rPr>
-      </w:pPr>
-      <w:r>
-        <w:rPr>
-          <w:sz w:val="18"/>
-          <w:szCs w:val="18"/>
-        </w:rPr>
-        <w:t>D</w:t>
-      </w:r>
-      <w:r>
-        <w:rPr>
-          <w:sz w:val="18"/>
-          <w:szCs w:val="18"/>
-        </w:rPr>
-        <w:t>YNAMICS</w:t>
-      </w:r>
-      <w:r>
-        <w:rPr>
-          <w:sz w:val="18"/>
-          <w:szCs w:val="18"/>
-        </w:rPr>
-        <w:t>: S</w:t>
-      </w:r>
-      <w:r>
-        <w:rPr>
-          <w:sz w:val="18"/>
-          <w:szCs w:val="18"/>
-        </w:rPr>
-        <w:t>OCIAL CONTAGION</w:t>
+        <w:t>OVERLAPPING COMMUNITIES</w:t>
+      </w:r>
+    </w:p>
+    <w:p>
+      <w:pPr>
+        <w:spacing w:after="0"/>
+        <w:rPr>
+          <w:sz w:val="18"/>
+          <w:szCs w:val="18"/>
+        </w:rPr>
+      </w:pPr>
+      <w:r>
+        <w:rPr>
+          <w:sz w:val="18"/>
+          <w:szCs w:val="18"/>
+        </w:rPr>
+        <w:t>SPEAKER-LISTENER LABEL PROPAGATION ALGORITHM</w:t>
+      </w:r>
+    </w:p>
+    <w:p>
+      <w:pPr>
+        <w:spacing w:after="0"/>
+        <w:rPr>
+          <w:sz w:val="18"/>
+          <w:szCs w:val="18"/>
+        </w:rPr>
+      </w:pPr>
+    </w:p>
+    <w:p>
+      <w:pPr>
+        <w:spacing w:after="0"/>
+        <w:rPr>
+          <w:sz w:val="18"/>
+          <w:szCs w:val="18"/>
+        </w:rPr>
+      </w:pPr>
+      <w:r>
+        <w:rPr>
+          <w:sz w:val="18"/>
+          <w:szCs w:val="18"/>
+        </w:rPr>
+        <w:t>NETWORK DIFFUSION: EPIDEMIC SPREADING</w:t>
+      </w:r>
+    </w:p>
+    <w:p>
+      <w:pPr>
+        <w:spacing w:after="0"/>
+        <w:rPr>
+          <w:sz w:val="18"/>
+          <w:szCs w:val="18"/>
+        </w:rPr>
+      </w:pPr>
+      <w:r>
+        <w:rPr>
+          <w:sz w:val="18"/>
+          <w:szCs w:val="18"/>
+        </w:rPr>
+        <w:t>SIS EPIDEMIC MODEL</w:t>
+      </w:r>
+    </w:p>
+    <w:p>
+      <w:pPr>
+        <w:spacing w:after="0"/>
+        <w:rPr>
+          <w:sz w:val="18"/>
+          <w:szCs w:val="18"/>
+        </w:rPr>
+      </w:pPr>
+      <w:r>
+        <w:rPr>
+          <w:sz w:val="18"/>
+          <w:szCs w:val="18"/>
+        </w:rPr>
+        <w:t xml:space="preserve">SIR EPIDEMIC MODEL </w:t>
+      </w:r>
+    </w:p>
+    <w:p>
+      <w:pPr>
+        <w:spacing w:after="0"/>
+        <w:rPr>
+          <w:sz w:val="18"/>
+          <w:szCs w:val="18"/>
+        </w:rPr>
+      </w:pPr>
+      <w:r>
+        <w:rPr>
+          <w:sz w:val="18"/>
+          <w:szCs w:val="18"/>
+        </w:rPr>
+        <w:t xml:space="preserve">SIRS EPIDEMIC MODEL </w:t>
+      </w:r>
+    </w:p>
+    <w:p>
+      <w:pPr>
+        <w:spacing w:after="0"/>
+        <w:rPr>
+          <w:sz w:val="18"/>
+          <w:szCs w:val="18"/>
+        </w:rPr>
+      </w:pPr>
+      <w:r>
+        <w:rPr>
+          <w:sz w:val="18"/>
+          <w:szCs w:val="18"/>
+        </w:rPr>
+        <w:t>SIRS EPIDEMIC MODEL + SMALL WORLD</w:t>
+      </w:r>
+    </w:p>
+    <w:p>
+      <w:pPr>
+        <w:spacing w:after="0"/>
+        <w:rPr>
+          <w:sz w:val="18"/>
+          <w:szCs w:val="18"/>
+        </w:rPr>
+      </w:pPr>
+    </w:p>
+    <w:p>
+      <w:pPr>
+        <w:spacing w:after="0"/>
+        <w:rPr>
+          <w:sz w:val="18"/>
+          <w:szCs w:val="18"/>
+        </w:rPr>
+      </w:pPr>
+      <w:r>
+        <w:rPr>
+          <w:sz w:val="18"/>
+          <w:szCs w:val="18"/>
+        </w:rPr>
+        <w:t>DYNAMICS: SOCIAL CONTAGION</w:t>
       </w:r>
     </w:p>
     <w:p>
@@ -2134,27 +1558,7 @@
           <w:szCs w:val="18"/>
         </w:rPr>
         <w:tab/>
-      </w:r>
-      <w:r>
-        <w:rPr>
-          <w:sz w:val="18"/>
-          <w:szCs w:val="18"/>
-        </w:rPr>
-        <w:t>S</w:t>
-      </w:r>
-      <w:r>
-        <w:rPr>
-          <w:sz w:val="18"/>
-          <w:szCs w:val="18"/>
-        </w:rPr>
-        <w:t xml:space="preserve">IMPLE </w:t>
-      </w:r>
-      <w:r>
-        <w:rPr>
-          <w:sz w:val="18"/>
-          <w:szCs w:val="18"/>
-        </w:rPr>
-        <w:t>CONTAGION</w:t>
+        <w:t>SIMPLE CONTAGION</w:t>
       </w:r>
     </w:p>
     <w:p>
@@ -2171,14 +1575,7 @@
           <w:szCs w:val="18"/>
         </w:rPr>
         <w:tab/>
-        <w:t xml:space="preserve">COMPLEX </w:t>
-      </w:r>
-      <w:r>
-        <w:rPr>
-          <w:sz w:val="18"/>
-          <w:szCs w:val="18"/>
-        </w:rPr>
-        <w:t>CONTAGION</w:t>
+        <w:t>COMPLEX CONTAGION</w:t>
       </w:r>
     </w:p>
     <w:p>
@@ -2195,52 +1592,32 @@
           <w:szCs w:val="18"/>
         </w:rPr>
         <w:tab/>
-      </w:r>
-      <w:r>
-        <w:rPr>
-          <w:sz w:val="18"/>
-          <w:szCs w:val="18"/>
-        </w:rPr>
-        <w:t>T</w:t>
-      </w:r>
-      <w:r>
-        <w:rPr>
-          <w:sz w:val="18"/>
-          <w:szCs w:val="18"/>
-        </w:rPr>
-        <w:t>HRESHOLD MODEL</w:t>
-      </w:r>
-    </w:p>
-    <w:p>
-      <w:pPr>
-        <w:spacing w:after="0"/>
-        <w:rPr>
-          <w:sz w:val="18"/>
-          <w:szCs w:val="18"/>
-        </w:rPr>
-      </w:pPr>
-    </w:p>
-    <w:p>
-      <w:pPr>
-        <w:spacing w:after="0"/>
-        <w:rPr>
-          <w:sz w:val="18"/>
-          <w:szCs w:val="18"/>
-        </w:rPr>
-      </w:pPr>
-      <w:r>
-        <w:rPr>
-          <w:sz w:val="18"/>
-          <w:szCs w:val="18"/>
-        </w:rPr>
-        <w:t>N</w:t>
-      </w:r>
-      <w:r>
-        <w:rPr>
-          <w:sz w:val="18"/>
-          <w:szCs w:val="18"/>
-        </w:rPr>
-        <w:t>ETWORK ROBUSTNESS</w:t>
+        <w:t>THRESHOLD MODEL</w:t>
+      </w:r>
+    </w:p>
+    <w:p>
+      <w:pPr>
+        <w:spacing w:after="0"/>
+        <w:rPr>
+          <w:sz w:val="18"/>
+          <w:szCs w:val="18"/>
+        </w:rPr>
+      </w:pPr>
+    </w:p>
+    <w:p>
+      <w:pPr>
+        <w:spacing w:after="0"/>
+        <w:rPr>
+          <w:sz w:val="18"/>
+          <w:szCs w:val="18"/>
+        </w:rPr>
+      </w:pPr>
+      <w:r>
+        <w:rPr>
+          <w:sz w:val="18"/>
+          <w:szCs w:val="18"/>
+        </w:rPr>
+        <w:t>NETWORK ROBUSTNESS</w:t>
       </w:r>
     </w:p>
     <w:p>
@@ -2257,20 +1634,7 @@
           <w:szCs w:val="18"/>
         </w:rPr>
         <w:tab/>
-      </w:r>
-      <w:r>
-        <w:rPr>
-          <w:sz w:val="18"/>
-          <w:szCs w:val="18"/>
-        </w:rPr>
-        <w:t>P</w:t>
-      </w:r>
-      <w:r>
-        <w:rPr>
-          <w:sz w:val="18"/>
-          <w:szCs w:val="18"/>
-        </w:rPr>
-        <w:t>ERCOLATION THEORY</w:t>
+        <w:t>PERCOLATION THEORY</w:t>
       </w:r>
     </w:p>
     <w:p>
@@ -2287,124 +1651,89 @@
           <w:szCs w:val="18"/>
         </w:rPr>
         <w:tab/>
-        <w:t xml:space="preserve">INVERSE </w:t>
-      </w:r>
-      <w:r>
-        <w:rPr>
-          <w:sz w:val="18"/>
-          <w:szCs w:val="18"/>
-        </w:rPr>
-        <w:t>PERCOLATION THEORY</w:t>
-      </w:r>
-    </w:p>
-    <w:p>
-      <w:pPr>
-        <w:spacing w:after="0"/>
-        <w:rPr>
-          <w:sz w:val="18"/>
-          <w:szCs w:val="18"/>
-        </w:rPr>
-      </w:pPr>
-    </w:p>
-    <w:p>
-      <w:pPr>
-        <w:spacing w:after="0"/>
-        <w:rPr>
-          <w:sz w:val="18"/>
-          <w:szCs w:val="18"/>
-        </w:rPr>
-      </w:pPr>
-      <w:r>
-        <w:rPr>
-          <w:sz w:val="18"/>
-          <w:szCs w:val="18"/>
-        </w:rPr>
-        <w:t>R</w:t>
-      </w:r>
-      <w:r>
-        <w:rPr>
-          <w:sz w:val="18"/>
-          <w:szCs w:val="18"/>
-        </w:rPr>
-        <w:t>OBUSTNESS OF SCALE-FREE NETWORKS</w:t>
-      </w:r>
-    </w:p>
-    <w:p>
-      <w:pPr>
-        <w:spacing w:after="0"/>
-        <w:rPr>
-          <w:sz w:val="18"/>
-          <w:szCs w:val="18"/>
-        </w:rPr>
-      </w:pPr>
-      <w:r>
-        <w:rPr>
-          <w:sz w:val="18"/>
-          <w:szCs w:val="18"/>
-        </w:rPr>
-        <w:t>M</w:t>
-      </w:r>
-      <w:r>
-        <w:rPr>
-          <w:sz w:val="18"/>
-          <w:szCs w:val="18"/>
-        </w:rPr>
-        <w:t>OLLOY-REED CRITERION</w:t>
-      </w:r>
-    </w:p>
-    <w:p>
-      <w:pPr>
-        <w:spacing w:after="0"/>
-        <w:rPr>
-          <w:sz w:val="18"/>
-          <w:szCs w:val="18"/>
-        </w:rPr>
-      </w:pPr>
-      <w:r>
-        <w:rPr>
-          <w:sz w:val="18"/>
-          <w:szCs w:val="18"/>
-        </w:rPr>
-        <w:t>B</w:t>
-      </w:r>
-      <w:r>
-        <w:rPr>
-          <w:sz w:val="18"/>
-          <w:szCs w:val="18"/>
-        </w:rPr>
-        <w:t>ARABASI ET AL. EXPERIMENT</w:t>
-      </w:r>
-    </w:p>
-    <w:p>
-      <w:pPr>
-        <w:spacing w:after="0"/>
-        <w:rPr>
-          <w:sz w:val="18"/>
-          <w:szCs w:val="18"/>
-        </w:rPr>
-      </w:pPr>
-    </w:p>
-    <w:p>
-      <w:pPr>
-        <w:spacing w:after="0"/>
-        <w:rPr>
-          <w:sz w:val="18"/>
-          <w:szCs w:val="18"/>
-        </w:rPr>
-      </w:pPr>
-      <w:r>
-        <w:rPr>
-          <w:sz w:val="18"/>
-          <w:szCs w:val="18"/>
-        </w:rPr>
-        <w:t>C</w:t>
-      </w:r>
-      <w:r>
-        <w:rPr>
-          <w:sz w:val="18"/>
-          <w:szCs w:val="18"/>
-        </w:rPr>
-        <w:t>ASCADING FAILURES</w:t>
+        <w:t>INVERSE PERCOLATION THEORY</w:t>
+      </w:r>
+    </w:p>
+    <w:p>
+      <w:pPr>
+        <w:spacing w:after="0"/>
+        <w:rPr>
+          <w:sz w:val="18"/>
+          <w:szCs w:val="18"/>
+        </w:rPr>
+      </w:pPr>
+    </w:p>
+    <w:p>
+      <w:pPr>
+        <w:spacing w:after="0"/>
+        <w:rPr>
+          <w:sz w:val="18"/>
+          <w:szCs w:val="18"/>
+        </w:rPr>
+      </w:pPr>
+      <w:r>
+        <w:rPr>
+          <w:sz w:val="18"/>
+          <w:szCs w:val="18"/>
+        </w:rPr>
+        <w:t>ROBUSTNESS OF SCALE-FREE NETWORKS</w:t>
+      </w:r>
+    </w:p>
+    <w:p>
+      <w:pPr>
+        <w:spacing w:after="0"/>
+        <w:rPr>
+          <w:sz w:val="18"/>
+          <w:szCs w:val="18"/>
+        </w:rPr>
+      </w:pPr>
+      <w:r>
+        <w:rPr>
+          <w:sz w:val="18"/>
+          <w:szCs w:val="18"/>
+        </w:rPr>
+        <w:t>MOLLOY-REED CRITERION</w:t>
+      </w:r>
+    </w:p>
+    <w:p>
+      <w:pPr>
+        <w:spacing w:after="0"/>
+        <w:rPr>
+          <w:sz w:val="18"/>
+          <w:szCs w:val="18"/>
+        </w:rPr>
+      </w:pPr>
+      <w:r>
+        <w:rPr>
+          <w:sz w:val="18"/>
+          <w:szCs w:val="18"/>
+        </w:rPr>
+        <w:t>BARABASI ET AL. EXPERIMENT</w:t>
+      </w:r>
+    </w:p>
+    <w:p>
+      <w:pPr>
+        <w:spacing w:after="0"/>
+        <w:rPr>
+          <w:sz w:val="18"/>
+          <w:szCs w:val="18"/>
+        </w:rPr>
+      </w:pPr>
+    </w:p>
+    <w:p>
+      <w:pPr>
+        <w:spacing w:after="0"/>
+        <w:rPr>
+          <w:sz w:val="18"/>
+          <w:szCs w:val="18"/>
+        </w:rPr>
+      </w:pPr>
+      <w:r>
+        <w:rPr>
+          <w:sz w:val="18"/>
+          <w:szCs w:val="18"/>
+        </w:rPr>
+        <w:t>CASCADING FAILURES</w:t>
       </w:r>
     </w:p>
     <w:p>
@@ -2421,27 +1750,7 @@
           <w:szCs w:val="18"/>
         </w:rPr>
         <w:tab/>
-      </w:r>
-      <w:r>
-        <w:rPr>
-          <w:sz w:val="18"/>
-          <w:szCs w:val="18"/>
-        </w:rPr>
-        <w:t>F</w:t>
-      </w:r>
-      <w:r>
-        <w:rPr>
-          <w:sz w:val="18"/>
-          <w:szCs w:val="18"/>
-        </w:rPr>
-        <w:t xml:space="preserve">AILURE PROPAGATION </w:t>
-      </w:r>
-      <w:r>
-        <w:rPr>
-          <w:sz w:val="18"/>
-          <w:szCs w:val="18"/>
-        </w:rPr>
-        <w:t>MODEL</w:t>
+        <w:t>FAILURE PROPAGATION MODEL</w:t>
       </w:r>
     </w:p>
     <w:p>
@@ -2458,34 +1767,7 @@
           <w:szCs w:val="18"/>
         </w:rPr>
         <w:tab/>
-      </w:r>
-      <w:r>
-        <w:rPr>
-          <w:sz w:val="18"/>
-          <w:szCs w:val="18"/>
-        </w:rPr>
-        <w:t>B</w:t>
-      </w:r>
-      <w:r>
-        <w:rPr>
-          <w:sz w:val="18"/>
-          <w:szCs w:val="18"/>
-        </w:rPr>
-        <w:t>RANCHING</w:t>
-      </w:r>
-      <w:r>
-        <w:rPr>
-          <w:sz w:val="18"/>
-          <w:szCs w:val="18"/>
-        </w:rPr>
-        <w:t xml:space="preserve"> </w:t>
-      </w:r>
-      <w:r>
-        <w:rPr>
-          <w:sz w:val="18"/>
-          <w:szCs w:val="18"/>
-        </w:rPr>
-        <w:t>MODEL</w:t>
+        <w:t>BRANCHING MODEL</w:t>
       </w:r>
     </w:p>
     <w:p>
@@ -6408,6 +5690,7 @@
   <w:style w:type="character" w:default="1" w:styleId="Carpredefinitoparagrafo">
     <w:name w:val="Default Paragraph Font"/>
     <w:uiPriority w:val="1"/>
+    <w:semiHidden/>
     <w:unhideWhenUsed/>
   </w:style>
   <w:style w:type="table" w:default="1" w:styleId="Tabellanormale">

--- a/ARGOMENTI.docx
+++ b/ARGOMENTI.docx
@@ -1786,6 +1786,2577 @@
         <w:tab/>
         <w:t>MOTTER AND LAI MODEL</w:t>
       </w:r>
+    </w:p>
+    <w:p>
+      <w:pPr>
+        <w:spacing w:after="0"/>
+        <w:rPr>
+          <w:sz w:val="18"/>
+          <w:szCs w:val="18"/>
+        </w:rPr>
+      </w:pPr>
+    </w:p>
+    <w:p>
+      <w:pPr>
+        <w:spacing w:after="0"/>
+        <w:rPr>
+          <w:sz w:val="18"/>
+          <w:szCs w:val="18"/>
+        </w:rPr>
+      </w:pPr>
+    </w:p>
+    <w:p>
+      <w:pPr>
+        <w:spacing w:after="0"/>
+        <w:rPr>
+          <w:sz w:val="18"/>
+          <w:szCs w:val="18"/>
+        </w:rPr>
+      </w:pPr>
+    </w:p>
+    <w:p>
+      <w:pPr>
+        <w:spacing w:after="0"/>
+        <w:rPr>
+          <w:sz w:val="18"/>
+          <w:szCs w:val="18"/>
+        </w:rPr>
+      </w:pPr>
+    </w:p>
+    <w:p>
+      <w:pPr>
+        <w:spacing w:after="0"/>
+        <w:rPr>
+          <w:sz w:val="18"/>
+          <w:szCs w:val="18"/>
+        </w:rPr>
+      </w:pPr>
+    </w:p>
+    <w:p>
+      <w:pPr>
+        <w:spacing w:after="0"/>
+        <w:rPr>
+          <w:sz w:val="18"/>
+          <w:szCs w:val="18"/>
+        </w:rPr>
+      </w:pPr>
+    </w:p>
+    <w:p>
+      <w:pPr>
+        <w:spacing w:after="0"/>
+        <w:rPr>
+          <w:sz w:val="18"/>
+          <w:szCs w:val="18"/>
+        </w:rPr>
+      </w:pPr>
+    </w:p>
+    <w:p>
+      <w:pPr>
+        <w:spacing w:after="0"/>
+        <w:rPr>
+          <w:sz w:val="18"/>
+          <w:szCs w:val="18"/>
+        </w:rPr>
+      </w:pPr>
+    </w:p>
+    <w:p>
+      <w:pPr>
+        <w:spacing w:after="0"/>
+        <w:rPr>
+          <w:sz w:val="18"/>
+          <w:szCs w:val="18"/>
+        </w:rPr>
+      </w:pPr>
+    </w:p>
+    <w:p>
+      <w:pPr>
+        <w:spacing w:after="0"/>
+        <w:rPr>
+          <w:sz w:val="18"/>
+          <w:szCs w:val="18"/>
+        </w:rPr>
+      </w:pPr>
+    </w:p>
+    <w:p>
+      <w:pPr>
+        <w:spacing w:after="0"/>
+        <w:rPr>
+          <w:b/>
+          <w:bCs/>
+          <w:sz w:val="18"/>
+          <w:szCs w:val="18"/>
+        </w:rPr>
+      </w:pPr>
+      <w:proofErr w:type="spellStart"/>
+      <w:r>
+        <w:rPr>
+          <w:b/>
+          <w:bCs/>
+          <w:sz w:val="18"/>
+          <w:szCs w:val="18"/>
+        </w:rPr>
+        <w:lastRenderedPageBreak/>
+        <w:t>Percolation</w:t>
+      </w:r>
+      <w:proofErr w:type="spellEnd"/>
+      <w:r>
+        <w:rPr>
+          <w:b/>
+          <w:bCs/>
+          <w:sz w:val="18"/>
+          <w:szCs w:val="18"/>
+        </w:rPr>
+        <w:t xml:space="preserve"> vs Inverse </w:t>
+      </w:r>
+      <w:proofErr w:type="spellStart"/>
+      <w:r>
+        <w:rPr>
+          <w:b/>
+          <w:bCs/>
+          <w:sz w:val="18"/>
+          <w:szCs w:val="18"/>
+        </w:rPr>
+        <w:t>Percolation</w:t>
+      </w:r>
+      <w:proofErr w:type="spellEnd"/>
+    </w:p>
+    <w:p>
+      <w:pPr>
+        <w:spacing w:after="0"/>
+        <w:rPr>
+          <w:b/>
+          <w:bCs/>
+          <w:sz w:val="18"/>
+          <w:szCs w:val="18"/>
+        </w:rPr>
+      </w:pPr>
+    </w:p>
+    <w:tbl>
+      <w:tblPr>
+        <w:tblStyle w:val="Grigliatabella"/>
+        <w:tblW w:w="0" w:type="auto"/>
+        <w:tblLook w:val="04A0" w:firstRow="1" w:lastRow="0" w:firstColumn="1" w:lastColumn="0" w:noHBand="0" w:noVBand="1"/>
+      </w:tblPr>
+      <w:tblGrid>
+        <w:gridCol w:w="1991"/>
+        <w:gridCol w:w="3739"/>
+        <w:gridCol w:w="3898"/>
+      </w:tblGrid>
+      <w:tr>
+        <w:tc>
+          <w:tcPr>
+            <w:tcW w:w="0" w:type="auto"/>
+            <w:hideMark/>
+          </w:tcPr>
+          <w:p>
+            <w:pPr>
+              <w:spacing w:line="259" w:lineRule="auto"/>
+              <w:rPr>
+                <w:b/>
+                <w:bCs/>
+                <w:sz w:val="18"/>
+                <w:szCs w:val="18"/>
+              </w:rPr>
+            </w:pPr>
+            <w:r>
+              <w:rPr>
+                <w:b/>
+                <w:bCs/>
+                <w:sz w:val="18"/>
+                <w:szCs w:val="18"/>
+              </w:rPr>
+              <w:t>Aspetto</w:t>
+            </w:r>
+          </w:p>
+        </w:tc>
+        <w:tc>
+          <w:tcPr>
+            <w:tcW w:w="0" w:type="auto"/>
+            <w:hideMark/>
+          </w:tcPr>
+          <w:p>
+            <w:pPr>
+              <w:spacing w:line="259" w:lineRule="auto"/>
+              <w:rPr>
+                <w:b/>
+                <w:bCs/>
+                <w:sz w:val="18"/>
+                <w:szCs w:val="18"/>
+              </w:rPr>
+            </w:pPr>
+            <w:proofErr w:type="spellStart"/>
+            <w:r>
+              <w:rPr>
+                <w:b/>
+                <w:bCs/>
+                <w:sz w:val="18"/>
+                <w:szCs w:val="18"/>
+              </w:rPr>
+              <w:t>Percolation</w:t>
+            </w:r>
+            <w:proofErr w:type="spellEnd"/>
+          </w:p>
+        </w:tc>
+        <w:tc>
+          <w:tcPr>
+            <w:tcW w:w="0" w:type="auto"/>
+            <w:hideMark/>
+          </w:tcPr>
+          <w:p>
+            <w:pPr>
+              <w:spacing w:line="259" w:lineRule="auto"/>
+              <w:rPr>
+                <w:b/>
+                <w:bCs/>
+                <w:sz w:val="18"/>
+                <w:szCs w:val="18"/>
+              </w:rPr>
+            </w:pPr>
+            <w:r>
+              <w:rPr>
+                <w:b/>
+                <w:bCs/>
+                <w:sz w:val="18"/>
+                <w:szCs w:val="18"/>
+              </w:rPr>
+              <w:t xml:space="preserve">Inverse </w:t>
+            </w:r>
+            <w:proofErr w:type="spellStart"/>
+            <w:r>
+              <w:rPr>
+                <w:b/>
+                <w:bCs/>
+                <w:sz w:val="18"/>
+                <w:szCs w:val="18"/>
+              </w:rPr>
+              <w:t>Percolation</w:t>
+            </w:r>
+            <w:proofErr w:type="spellEnd"/>
+          </w:p>
+        </w:tc>
+      </w:tr>
+      <w:tr>
+        <w:tc>
+          <w:tcPr>
+            <w:tcW w:w="0" w:type="auto"/>
+            <w:hideMark/>
+          </w:tcPr>
+          <w:p>
+            <w:pPr>
+              <w:spacing w:line="259" w:lineRule="auto"/>
+              <w:rPr>
+                <w:sz w:val="18"/>
+                <w:szCs w:val="18"/>
+              </w:rPr>
+            </w:pPr>
+            <w:r>
+              <w:rPr>
+                <w:b/>
+                <w:bCs/>
+                <w:sz w:val="18"/>
+                <w:szCs w:val="18"/>
+              </w:rPr>
+              <w:t>Idea</w:t>
+            </w:r>
+          </w:p>
+        </w:tc>
+        <w:tc>
+          <w:tcPr>
+            <w:tcW w:w="0" w:type="auto"/>
+            <w:hideMark/>
+          </w:tcPr>
+          <w:p>
+            <w:pPr>
+              <w:spacing w:line="259" w:lineRule="auto"/>
+              <w:rPr>
+                <w:sz w:val="18"/>
+                <w:szCs w:val="18"/>
+              </w:rPr>
+            </w:pPr>
+            <w:r>
+              <w:rPr>
+                <w:sz w:val="18"/>
+                <w:szCs w:val="18"/>
+              </w:rPr>
+              <w:t xml:space="preserve">Studia la </w:t>
+            </w:r>
+            <w:r>
+              <w:rPr>
+                <w:b/>
+                <w:bCs/>
+                <w:sz w:val="18"/>
+                <w:szCs w:val="18"/>
+              </w:rPr>
+              <w:t>perdita di connettività</w:t>
+            </w:r>
+          </w:p>
+        </w:tc>
+        <w:tc>
+          <w:tcPr>
+            <w:tcW w:w="0" w:type="auto"/>
+            <w:hideMark/>
+          </w:tcPr>
+          <w:p>
+            <w:pPr>
+              <w:spacing w:line="259" w:lineRule="auto"/>
+              <w:rPr>
+                <w:sz w:val="18"/>
+                <w:szCs w:val="18"/>
+              </w:rPr>
+            </w:pPr>
+            <w:r>
+              <w:rPr>
+                <w:sz w:val="18"/>
+                <w:szCs w:val="18"/>
+              </w:rPr>
+              <w:t xml:space="preserve">Studia la </w:t>
+            </w:r>
+            <w:r>
+              <w:rPr>
+                <w:b/>
+                <w:bCs/>
+                <w:sz w:val="18"/>
+                <w:szCs w:val="18"/>
+              </w:rPr>
+              <w:t>formazione della connettività</w:t>
+            </w:r>
+          </w:p>
+        </w:tc>
+      </w:tr>
+      <w:tr>
+        <w:tc>
+          <w:tcPr>
+            <w:tcW w:w="0" w:type="auto"/>
+            <w:hideMark/>
+          </w:tcPr>
+          <w:p>
+            <w:pPr>
+              <w:spacing w:line="259" w:lineRule="auto"/>
+              <w:rPr>
+                <w:sz w:val="18"/>
+                <w:szCs w:val="18"/>
+              </w:rPr>
+            </w:pPr>
+            <w:r>
+              <w:rPr>
+                <w:b/>
+                <w:bCs/>
+                <w:sz w:val="18"/>
+                <w:szCs w:val="18"/>
+              </w:rPr>
+              <w:t>Processo</w:t>
+            </w:r>
+          </w:p>
+        </w:tc>
+        <w:tc>
+          <w:tcPr>
+            <w:tcW w:w="0" w:type="auto"/>
+            <w:hideMark/>
+          </w:tcPr>
+          <w:p>
+            <w:pPr>
+              <w:spacing w:line="259" w:lineRule="auto"/>
+              <w:rPr>
+                <w:sz w:val="18"/>
+                <w:szCs w:val="18"/>
+              </w:rPr>
+            </w:pPr>
+            <w:r>
+              <w:rPr>
+                <w:sz w:val="18"/>
+                <w:szCs w:val="18"/>
+              </w:rPr>
+              <w:t>Rimozione progressiva di nodi/archi</w:t>
+            </w:r>
+          </w:p>
+        </w:tc>
+        <w:tc>
+          <w:tcPr>
+            <w:tcW w:w="0" w:type="auto"/>
+            <w:hideMark/>
+          </w:tcPr>
+          <w:p>
+            <w:pPr>
+              <w:spacing w:line="259" w:lineRule="auto"/>
+              <w:rPr>
+                <w:sz w:val="18"/>
+                <w:szCs w:val="18"/>
+              </w:rPr>
+            </w:pPr>
+            <w:r>
+              <w:rPr>
+                <w:sz w:val="18"/>
+                <w:szCs w:val="18"/>
+              </w:rPr>
+              <w:t>Aggiunta progressiva di nodi/archi</w:t>
+            </w:r>
+          </w:p>
+        </w:tc>
+      </w:tr>
+      <w:tr>
+        <w:tc>
+          <w:tcPr>
+            <w:tcW w:w="0" w:type="auto"/>
+            <w:hideMark/>
+          </w:tcPr>
+          <w:p>
+            <w:pPr>
+              <w:spacing w:line="259" w:lineRule="auto"/>
+              <w:rPr>
+                <w:sz w:val="18"/>
+                <w:szCs w:val="18"/>
+              </w:rPr>
+            </w:pPr>
+            <w:r>
+              <w:rPr>
+                <w:b/>
+                <w:bCs/>
+                <w:sz w:val="18"/>
+                <w:szCs w:val="18"/>
+              </w:rPr>
+              <w:t>Direzione</w:t>
+            </w:r>
+          </w:p>
+        </w:tc>
+        <w:tc>
+          <w:tcPr>
+            <w:tcW w:w="0" w:type="auto"/>
+            <w:hideMark/>
+          </w:tcPr>
+          <w:p>
+            <w:pPr>
+              <w:spacing w:line="259" w:lineRule="auto"/>
+              <w:rPr>
+                <w:sz w:val="18"/>
+                <w:szCs w:val="18"/>
+              </w:rPr>
+            </w:pPr>
+            <w:r>
+              <w:rPr>
+                <w:sz w:val="18"/>
+                <w:szCs w:val="18"/>
+              </w:rPr>
+              <w:t>Rete connessa → rete frammentata</w:t>
+            </w:r>
+          </w:p>
+        </w:tc>
+        <w:tc>
+          <w:tcPr>
+            <w:tcW w:w="0" w:type="auto"/>
+            <w:hideMark/>
+          </w:tcPr>
+          <w:p>
+            <w:pPr>
+              <w:spacing w:line="259" w:lineRule="auto"/>
+              <w:rPr>
+                <w:sz w:val="18"/>
+                <w:szCs w:val="18"/>
+              </w:rPr>
+            </w:pPr>
+            <w:r>
+              <w:rPr>
+                <w:sz w:val="18"/>
+                <w:szCs w:val="18"/>
+              </w:rPr>
+              <w:t>Rete frammentata → rete connessa</w:t>
+            </w:r>
+          </w:p>
+        </w:tc>
+      </w:tr>
+      <w:tr>
+        <w:tc>
+          <w:tcPr>
+            <w:tcW w:w="0" w:type="auto"/>
+            <w:hideMark/>
+          </w:tcPr>
+          <w:p>
+            <w:pPr>
+              <w:spacing w:line="259" w:lineRule="auto"/>
+              <w:rPr>
+                <w:sz w:val="18"/>
+                <w:szCs w:val="18"/>
+              </w:rPr>
+            </w:pPr>
+            <w:r>
+              <w:rPr>
+                <w:b/>
+                <w:bCs/>
+                <w:sz w:val="18"/>
+                <w:szCs w:val="18"/>
+              </w:rPr>
+              <w:t>Effetto sulla connettività</w:t>
+            </w:r>
+          </w:p>
+        </w:tc>
+        <w:tc>
+          <w:tcPr>
+            <w:tcW w:w="0" w:type="auto"/>
+            <w:hideMark/>
+          </w:tcPr>
+          <w:p>
+            <w:pPr>
+              <w:spacing w:line="259" w:lineRule="auto"/>
+              <w:rPr>
+                <w:sz w:val="18"/>
+                <w:szCs w:val="18"/>
+              </w:rPr>
+            </w:pPr>
+            <w:r>
+              <w:rPr>
+                <w:sz w:val="18"/>
+                <w:szCs w:val="18"/>
+              </w:rPr>
+              <w:t>Diminuisce</w:t>
+            </w:r>
+          </w:p>
+        </w:tc>
+        <w:tc>
+          <w:tcPr>
+            <w:tcW w:w="0" w:type="auto"/>
+            <w:hideMark/>
+          </w:tcPr>
+          <w:p>
+            <w:pPr>
+              <w:spacing w:line="259" w:lineRule="auto"/>
+              <w:rPr>
+                <w:sz w:val="18"/>
+                <w:szCs w:val="18"/>
+              </w:rPr>
+            </w:pPr>
+            <w:r>
+              <w:rPr>
+                <w:sz w:val="18"/>
+                <w:szCs w:val="18"/>
+              </w:rPr>
+              <w:t>Aumenta</w:t>
+            </w:r>
+          </w:p>
+        </w:tc>
+      </w:tr>
+      <w:tr>
+        <w:tc>
+          <w:tcPr>
+            <w:tcW w:w="0" w:type="auto"/>
+            <w:hideMark/>
+          </w:tcPr>
+          <w:p>
+            <w:pPr>
+              <w:spacing w:line="259" w:lineRule="auto"/>
+              <w:rPr>
+                <w:sz w:val="18"/>
+                <w:szCs w:val="18"/>
+              </w:rPr>
+            </w:pPr>
+            <w:proofErr w:type="spellStart"/>
+            <w:r>
+              <w:rPr>
+                <w:b/>
+                <w:bCs/>
+                <w:sz w:val="18"/>
+                <w:szCs w:val="18"/>
+              </w:rPr>
+              <w:t>Giant</w:t>
+            </w:r>
+            <w:proofErr w:type="spellEnd"/>
+            <w:r>
+              <w:rPr>
+                <w:b/>
+                <w:bCs/>
+                <w:sz w:val="18"/>
+                <w:szCs w:val="18"/>
+              </w:rPr>
+              <w:t xml:space="preserve"> Component</w:t>
+            </w:r>
+          </w:p>
+        </w:tc>
+        <w:tc>
+          <w:tcPr>
+            <w:tcW w:w="0" w:type="auto"/>
+            <w:hideMark/>
+          </w:tcPr>
+          <w:p>
+            <w:pPr>
+              <w:spacing w:line="259" w:lineRule="auto"/>
+              <w:rPr>
+                <w:sz w:val="18"/>
+                <w:szCs w:val="18"/>
+              </w:rPr>
+            </w:pPr>
+            <w:r>
+              <w:rPr>
+                <w:sz w:val="18"/>
+                <w:szCs w:val="18"/>
+              </w:rPr>
+              <w:t xml:space="preserve">Può </w:t>
+            </w:r>
+            <w:r>
+              <w:rPr>
+                <w:b/>
+                <w:bCs/>
+                <w:sz w:val="18"/>
+                <w:szCs w:val="18"/>
+              </w:rPr>
+              <w:t>scomparire</w:t>
+            </w:r>
+          </w:p>
+        </w:tc>
+        <w:tc>
+          <w:tcPr>
+            <w:tcW w:w="0" w:type="auto"/>
+            <w:hideMark/>
+          </w:tcPr>
+          <w:p>
+            <w:pPr>
+              <w:spacing w:line="259" w:lineRule="auto"/>
+              <w:rPr>
+                <w:sz w:val="18"/>
+                <w:szCs w:val="18"/>
+              </w:rPr>
+            </w:pPr>
+            <w:r>
+              <w:rPr>
+                <w:sz w:val="18"/>
+                <w:szCs w:val="18"/>
+              </w:rPr>
+              <w:t xml:space="preserve">Può </w:t>
+            </w:r>
+            <w:r>
+              <w:rPr>
+                <w:b/>
+                <w:bCs/>
+                <w:sz w:val="18"/>
+                <w:szCs w:val="18"/>
+              </w:rPr>
+              <w:t>emergere</w:t>
+            </w:r>
+          </w:p>
+        </w:tc>
+      </w:tr>
+      <w:tr>
+        <w:tc>
+          <w:tcPr>
+            <w:tcW w:w="0" w:type="auto"/>
+            <w:hideMark/>
+          </w:tcPr>
+          <w:p>
+            <w:pPr>
+              <w:spacing w:line="259" w:lineRule="auto"/>
+              <w:rPr>
+                <w:sz w:val="18"/>
+                <w:szCs w:val="18"/>
+              </w:rPr>
+            </w:pPr>
+            <w:r>
+              <w:rPr>
+                <w:b/>
+                <w:bCs/>
+                <w:sz w:val="18"/>
+                <w:szCs w:val="18"/>
+              </w:rPr>
+              <w:t>Soglia</w:t>
+            </w:r>
+          </w:p>
+        </w:tc>
+        <w:tc>
+          <w:tcPr>
+            <w:tcW w:w="0" w:type="auto"/>
+            <w:hideMark/>
+          </w:tcPr>
+          <w:p>
+            <w:pPr>
+              <w:spacing w:line="259" w:lineRule="auto"/>
+              <w:rPr>
+                <w:sz w:val="18"/>
+                <w:szCs w:val="18"/>
+              </w:rPr>
+            </w:pPr>
+            <w:proofErr w:type="spellStart"/>
+            <w:r>
+              <w:rPr>
+                <w:sz w:val="18"/>
+                <w:szCs w:val="18"/>
+              </w:rPr>
+              <w:t>Percolation</w:t>
+            </w:r>
+            <w:proofErr w:type="spellEnd"/>
+            <w:r>
+              <w:rPr>
+                <w:sz w:val="18"/>
+                <w:szCs w:val="18"/>
+              </w:rPr>
+              <w:t xml:space="preserve"> </w:t>
+            </w:r>
+            <w:proofErr w:type="spellStart"/>
+            <w:r>
+              <w:rPr>
+                <w:sz w:val="18"/>
+                <w:szCs w:val="18"/>
+              </w:rPr>
+              <w:t>threshold</w:t>
+            </w:r>
+            <w:proofErr w:type="spellEnd"/>
+            <w:r>
+              <w:rPr>
+                <w:sz w:val="18"/>
+                <w:szCs w:val="18"/>
+              </w:rPr>
+              <w:t>: punto in cui la rete può perdere la connettività globale</w:t>
+            </w:r>
+          </w:p>
+        </w:tc>
+        <w:tc>
+          <w:tcPr>
+            <w:tcW w:w="0" w:type="auto"/>
+            <w:hideMark/>
+          </w:tcPr>
+          <w:p>
+            <w:pPr>
+              <w:spacing w:line="259" w:lineRule="auto"/>
+              <w:rPr>
+                <w:sz w:val="18"/>
+                <w:szCs w:val="18"/>
+              </w:rPr>
+            </w:pPr>
+            <w:r>
+              <w:rPr>
+                <w:sz w:val="18"/>
+                <w:szCs w:val="18"/>
+              </w:rPr>
+              <w:t>Punto in cui può emergere una grande componente connessa</w:t>
+            </w:r>
+          </w:p>
+        </w:tc>
+      </w:tr>
+      <w:tr>
+        <w:tc>
+          <w:tcPr>
+            <w:tcW w:w="0" w:type="auto"/>
+            <w:hideMark/>
+          </w:tcPr>
+          <w:p>
+            <w:pPr>
+              <w:spacing w:line="259" w:lineRule="auto"/>
+              <w:rPr>
+                <w:sz w:val="18"/>
+                <w:szCs w:val="18"/>
+              </w:rPr>
+            </w:pPr>
+            <w:r>
+              <w:rPr>
+                <w:b/>
+                <w:bCs/>
+                <w:sz w:val="18"/>
+                <w:szCs w:val="18"/>
+              </w:rPr>
+              <w:t>Obiettivo</w:t>
+            </w:r>
+          </w:p>
+        </w:tc>
+        <w:tc>
+          <w:tcPr>
+            <w:tcW w:w="0" w:type="auto"/>
+            <w:hideMark/>
+          </w:tcPr>
+          <w:p>
+            <w:pPr>
+              <w:spacing w:line="259" w:lineRule="auto"/>
+              <w:rPr>
+                <w:sz w:val="18"/>
+                <w:szCs w:val="18"/>
+              </w:rPr>
+            </w:pPr>
+            <w:r>
+              <w:rPr>
+                <w:sz w:val="18"/>
+                <w:szCs w:val="18"/>
+              </w:rPr>
+              <w:t xml:space="preserve">Studiare </w:t>
+            </w:r>
+            <w:r>
+              <w:rPr>
+                <w:b/>
+                <w:bCs/>
+                <w:sz w:val="18"/>
+                <w:szCs w:val="18"/>
+              </w:rPr>
+              <w:t>quando e come una rete si frammenta</w:t>
+            </w:r>
+          </w:p>
+        </w:tc>
+        <w:tc>
+          <w:tcPr>
+            <w:tcW w:w="0" w:type="auto"/>
+            <w:hideMark/>
+          </w:tcPr>
+          <w:p>
+            <w:pPr>
+              <w:spacing w:line="259" w:lineRule="auto"/>
+              <w:rPr>
+                <w:sz w:val="18"/>
+                <w:szCs w:val="18"/>
+              </w:rPr>
+            </w:pPr>
+            <w:r>
+              <w:rPr>
+                <w:sz w:val="18"/>
+                <w:szCs w:val="18"/>
+              </w:rPr>
+              <w:t xml:space="preserve">Studiare </w:t>
+            </w:r>
+            <w:r>
+              <w:rPr>
+                <w:b/>
+                <w:bCs/>
+                <w:sz w:val="18"/>
+                <w:szCs w:val="18"/>
+              </w:rPr>
+              <w:t>quando e come si forma una struttura connessa</w:t>
+            </w:r>
+          </w:p>
+        </w:tc>
+      </w:tr>
+      <w:tr>
+        <w:tc>
+          <w:tcPr>
+            <w:tcW w:w="0" w:type="auto"/>
+            <w:hideMark/>
+          </w:tcPr>
+          <w:p>
+            <w:pPr>
+              <w:spacing w:line="259" w:lineRule="auto"/>
+              <w:rPr>
+                <w:sz w:val="18"/>
+                <w:szCs w:val="18"/>
+              </w:rPr>
+            </w:pPr>
+            <w:r>
+              <w:rPr>
+                <w:b/>
+                <w:bCs/>
+                <w:sz w:val="18"/>
+                <w:szCs w:val="18"/>
+              </w:rPr>
+              <w:t xml:space="preserve">Collegamento con </w:t>
+            </w:r>
+            <w:proofErr w:type="spellStart"/>
+            <w:r>
+              <w:rPr>
+                <w:b/>
+                <w:bCs/>
+                <w:sz w:val="18"/>
+                <w:szCs w:val="18"/>
+              </w:rPr>
+              <w:t>robustness</w:t>
+            </w:r>
+            <w:proofErr w:type="spellEnd"/>
+          </w:p>
+        </w:tc>
+        <w:tc>
+          <w:tcPr>
+            <w:tcW w:w="0" w:type="auto"/>
+            <w:hideMark/>
+          </w:tcPr>
+          <w:p>
+            <w:pPr>
+              <w:spacing w:line="259" w:lineRule="auto"/>
+              <w:rPr>
+                <w:sz w:val="18"/>
+                <w:szCs w:val="18"/>
+              </w:rPr>
+            </w:pPr>
+            <w:r>
+              <w:rPr>
+                <w:sz w:val="18"/>
+                <w:szCs w:val="18"/>
+              </w:rPr>
+              <w:t>Molto importante: misura quanto la rete resiste alle rimozioni</w:t>
+            </w:r>
+          </w:p>
+        </w:tc>
+        <w:tc>
+          <w:tcPr>
+            <w:tcW w:w="0" w:type="auto"/>
+            <w:hideMark/>
+          </w:tcPr>
+          <w:p>
+            <w:pPr>
+              <w:spacing w:line="259" w:lineRule="auto"/>
+              <w:rPr>
+                <w:sz w:val="18"/>
+                <w:szCs w:val="18"/>
+              </w:rPr>
+            </w:pPr>
+            <w:r>
+              <w:rPr>
+                <w:sz w:val="18"/>
+                <w:szCs w:val="18"/>
+              </w:rPr>
+              <w:t>Può essere usata per studiare come la connettività viene recuperata/costruita</w:t>
+            </w:r>
+          </w:p>
+        </w:tc>
+      </w:tr>
+      <w:tr>
+        <w:tc>
+          <w:tcPr>
+            <w:tcW w:w="0" w:type="auto"/>
+            <w:hideMark/>
+          </w:tcPr>
+          <w:p>
+            <w:pPr>
+              <w:spacing w:line="259" w:lineRule="auto"/>
+              <w:rPr>
+                <w:sz w:val="18"/>
+                <w:szCs w:val="18"/>
+              </w:rPr>
+            </w:pPr>
+            <w:r>
+              <w:rPr>
+                <w:b/>
+                <w:bCs/>
+                <w:sz w:val="18"/>
+                <w:szCs w:val="18"/>
+              </w:rPr>
+              <w:t>Schema</w:t>
+            </w:r>
+          </w:p>
+        </w:tc>
+        <w:tc>
+          <w:tcPr>
+            <w:tcW w:w="0" w:type="auto"/>
+            <w:hideMark/>
+          </w:tcPr>
+          <w:p>
+            <w:pPr>
+              <w:spacing w:line="259" w:lineRule="auto"/>
+              <w:rPr>
+                <w:sz w:val="18"/>
+                <w:szCs w:val="18"/>
+              </w:rPr>
+            </w:pPr>
+            <w:r>
+              <w:rPr>
+                <w:b/>
+                <w:bCs/>
+                <w:sz w:val="18"/>
+                <w:szCs w:val="18"/>
+              </w:rPr>
+              <w:t>Rimozione → frammentazione</w:t>
+            </w:r>
+          </w:p>
+        </w:tc>
+        <w:tc>
+          <w:tcPr>
+            <w:tcW w:w="0" w:type="auto"/>
+            <w:hideMark/>
+          </w:tcPr>
+          <w:p>
+            <w:pPr>
+              <w:spacing w:line="259" w:lineRule="auto"/>
+              <w:rPr>
+                <w:sz w:val="18"/>
+                <w:szCs w:val="18"/>
+              </w:rPr>
+            </w:pPr>
+            <w:r>
+              <w:rPr>
+                <w:b/>
+                <w:bCs/>
+                <w:sz w:val="18"/>
+                <w:szCs w:val="18"/>
+              </w:rPr>
+              <w:t>Aggiunta → connessione</w:t>
+            </w:r>
+          </w:p>
+        </w:tc>
+      </w:tr>
+      <w:tr>
+        <w:tc>
+          <w:tcPr>
+            <w:tcW w:w="0" w:type="auto"/>
+            <w:hideMark/>
+          </w:tcPr>
+          <w:p>
+            <w:pPr>
+              <w:spacing w:line="259" w:lineRule="auto"/>
+              <w:rPr>
+                <w:sz w:val="18"/>
+                <w:szCs w:val="18"/>
+              </w:rPr>
+            </w:pPr>
+            <w:r>
+              <w:rPr>
+                <w:b/>
+                <w:bCs/>
+                <w:sz w:val="18"/>
+                <w:szCs w:val="18"/>
+              </w:rPr>
+              <w:t>Parola chiave</w:t>
+            </w:r>
+          </w:p>
+        </w:tc>
+        <w:tc>
+          <w:tcPr>
+            <w:tcW w:w="0" w:type="auto"/>
+            <w:hideMark/>
+          </w:tcPr>
+          <w:p>
+            <w:pPr>
+              <w:spacing w:line="259" w:lineRule="auto"/>
+              <w:rPr>
+                <w:sz w:val="18"/>
+                <w:szCs w:val="18"/>
+              </w:rPr>
+            </w:pPr>
+            <w:r>
+              <w:rPr>
+                <w:b/>
+                <w:bCs/>
+                <w:sz w:val="18"/>
+                <w:szCs w:val="18"/>
+              </w:rPr>
+              <w:t>BREAK</w:t>
+            </w:r>
+          </w:p>
+        </w:tc>
+        <w:tc>
+          <w:tcPr>
+            <w:tcW w:w="0" w:type="auto"/>
+            <w:hideMark/>
+          </w:tcPr>
+          <w:p>
+            <w:pPr>
+              <w:spacing w:line="259" w:lineRule="auto"/>
+              <w:rPr>
+                <w:sz w:val="18"/>
+                <w:szCs w:val="18"/>
+              </w:rPr>
+            </w:pPr>
+            <w:r>
+              <w:rPr>
+                <w:b/>
+                <w:bCs/>
+                <w:sz w:val="18"/>
+                <w:szCs w:val="18"/>
+              </w:rPr>
+              <w:t>BUILD</w:t>
+            </w:r>
+          </w:p>
+        </w:tc>
+      </w:tr>
+    </w:tbl>
+    <w:p>
+      <w:pPr>
+        <w:spacing w:after="0"/>
+        <w:rPr>
+          <w:b/>
+          <w:bCs/>
+          <w:sz w:val="18"/>
+          <w:szCs w:val="18"/>
+        </w:rPr>
+      </w:pPr>
+    </w:p>
+    <w:p>
+      <w:pPr>
+        <w:spacing w:after="0"/>
+        <w:rPr>
+          <w:b/>
+          <w:bCs/>
+          <w:sz w:val="18"/>
+          <w:szCs w:val="18"/>
+        </w:rPr>
+      </w:pPr>
+    </w:p>
+    <w:p>
+      <w:pPr>
+        <w:spacing w:after="0"/>
+        <w:rPr>
+          <w:sz w:val="18"/>
+          <w:szCs w:val="18"/>
+        </w:rPr>
+      </w:pPr>
+      <w:proofErr w:type="spellStart"/>
+      <w:r>
+        <w:rPr>
+          <w:b/>
+          <w:bCs/>
+          <w:sz w:val="18"/>
+          <w:szCs w:val="18"/>
+        </w:rPr>
+        <w:t>Percolation</w:t>
+      </w:r>
+      <w:proofErr w:type="spellEnd"/>
+      <w:r>
+        <w:rPr>
+          <w:b/>
+          <w:bCs/>
+          <w:sz w:val="18"/>
+          <w:szCs w:val="18"/>
+        </w:rPr>
+        <w:t xml:space="preserve"> = tolgo → la rete si rompe</w:t>
+      </w:r>
+    </w:p>
+    <w:p>
+      <w:pPr>
+        <w:spacing w:after="0"/>
+        <w:rPr>
+          <w:sz w:val="18"/>
+          <w:szCs w:val="18"/>
+        </w:rPr>
+      </w:pPr>
+      <w:r>
+        <w:rPr>
+          <w:b/>
+          <w:bCs/>
+          <w:sz w:val="18"/>
+          <w:szCs w:val="18"/>
+        </w:rPr>
+        <w:t xml:space="preserve">Inverse </w:t>
+      </w:r>
+      <w:proofErr w:type="spellStart"/>
+      <w:r>
+        <w:rPr>
+          <w:b/>
+          <w:bCs/>
+          <w:sz w:val="18"/>
+          <w:szCs w:val="18"/>
+        </w:rPr>
+        <w:t>percolation</w:t>
+      </w:r>
+      <w:proofErr w:type="spellEnd"/>
+      <w:r>
+        <w:rPr>
+          <w:b/>
+          <w:bCs/>
+          <w:sz w:val="18"/>
+          <w:szCs w:val="18"/>
+        </w:rPr>
+        <w:t xml:space="preserve"> = aggiungo → la rete si connette</w:t>
+      </w:r>
+    </w:p>
+    <w:p>
+      <w:pPr>
+        <w:spacing w:after="0"/>
+        <w:rPr>
+          <w:sz w:val="18"/>
+          <w:szCs w:val="18"/>
+        </w:rPr>
+      </w:pPr>
+    </w:p>
+    <w:p>
+      <w:pPr>
+        <w:spacing w:after="0"/>
+        <w:rPr>
+          <w:b/>
+          <w:bCs/>
+          <w:sz w:val="18"/>
+          <w:szCs w:val="18"/>
+        </w:rPr>
+      </w:pPr>
+      <w:proofErr w:type="spellStart"/>
+      <w:r>
+        <w:rPr>
+          <w:b/>
+          <w:bCs/>
+          <w:sz w:val="18"/>
+          <w:szCs w:val="18"/>
+        </w:rPr>
+        <w:t>Percolation</w:t>
+      </w:r>
+      <w:proofErr w:type="spellEnd"/>
+      <w:r>
+        <w:rPr>
+          <w:b/>
+          <w:bCs/>
+          <w:sz w:val="18"/>
+          <w:szCs w:val="18"/>
+        </w:rPr>
+        <w:t xml:space="preserve"> </w:t>
+      </w:r>
+      <w:proofErr w:type="spellStart"/>
+      <w:r>
+        <w:rPr>
+          <w:b/>
+          <w:bCs/>
+          <w:sz w:val="18"/>
+          <w:szCs w:val="18"/>
+        </w:rPr>
+        <w:t>Threshold</w:t>
+      </w:r>
+      <w:proofErr w:type="spellEnd"/>
+    </w:p>
+    <w:p>
+      <w:pPr>
+        <w:spacing w:after="0"/>
+        <w:rPr>
+          <w:sz w:val="18"/>
+          <w:szCs w:val="18"/>
+        </w:rPr>
+      </w:pPr>
+      <w:r>
+        <w:rPr>
+          <w:sz w:val="18"/>
+          <w:szCs w:val="18"/>
+        </w:rPr>
+        <w:t xml:space="preserve">La </w:t>
+      </w:r>
+      <w:proofErr w:type="spellStart"/>
+      <w:r>
+        <w:rPr>
+          <w:b/>
+          <w:bCs/>
+          <w:sz w:val="18"/>
+          <w:szCs w:val="18"/>
+        </w:rPr>
+        <w:t>percolation</w:t>
+      </w:r>
+      <w:proofErr w:type="spellEnd"/>
+      <w:r>
+        <w:rPr>
+          <w:b/>
+          <w:bCs/>
+          <w:sz w:val="18"/>
+          <w:szCs w:val="18"/>
+        </w:rPr>
+        <w:t xml:space="preserve"> </w:t>
+      </w:r>
+      <w:proofErr w:type="spellStart"/>
+      <w:r>
+        <w:rPr>
+          <w:b/>
+          <w:bCs/>
+          <w:sz w:val="18"/>
+          <w:szCs w:val="18"/>
+        </w:rPr>
+        <w:t>threshold</w:t>
+      </w:r>
+      <w:proofErr w:type="spellEnd"/>
+      <w:r>
+        <w:rPr>
+          <w:sz w:val="18"/>
+          <w:szCs w:val="18"/>
+        </w:rPr>
+        <w:t xml:space="preserve"> è la </w:t>
+      </w:r>
+      <w:r>
+        <w:rPr>
+          <w:b/>
+          <w:bCs/>
+          <w:sz w:val="18"/>
+          <w:szCs w:val="18"/>
+        </w:rPr>
+        <w:t>soglia critica</w:t>
+      </w:r>
+      <w:r>
+        <w:rPr>
+          <w:sz w:val="18"/>
+          <w:szCs w:val="18"/>
+        </w:rPr>
+        <w:t xml:space="preserve"> oltre la quale una rete cambia drasticamente il suo livello di connettività.</w:t>
+      </w:r>
+    </w:p>
+    <w:p>
+      <w:pPr>
+        <w:spacing w:after="0"/>
+        <w:rPr>
+          <w:sz w:val="18"/>
+          <w:szCs w:val="18"/>
+        </w:rPr>
+      </w:pPr>
+      <w:r>
+        <w:rPr>
+          <w:sz w:val="18"/>
+          <w:szCs w:val="18"/>
+        </w:rPr>
+        <w:t xml:space="preserve">Nel contesto della </w:t>
+      </w:r>
+      <w:r>
+        <w:rPr>
+          <w:b/>
+          <w:bCs/>
+          <w:sz w:val="18"/>
+          <w:szCs w:val="18"/>
+        </w:rPr>
+        <w:t xml:space="preserve">network </w:t>
+      </w:r>
+      <w:proofErr w:type="spellStart"/>
+      <w:r>
+        <w:rPr>
+          <w:b/>
+          <w:bCs/>
+          <w:sz w:val="18"/>
+          <w:szCs w:val="18"/>
+        </w:rPr>
+        <w:t>robustness</w:t>
+      </w:r>
+      <w:proofErr w:type="spellEnd"/>
+      <w:r>
+        <w:rPr>
+          <w:sz w:val="18"/>
+          <w:szCs w:val="18"/>
+        </w:rPr>
+        <w:t>, immaginiamo di rimuovere progressivamente nodi o archi.</w:t>
+      </w:r>
+    </w:p>
+    <w:p>
+      <w:pPr>
+        <w:spacing w:after="0"/>
+        <w:rPr>
+          <w:b/>
+          <w:bCs/>
+          <w:sz w:val="18"/>
+          <w:szCs w:val="18"/>
+        </w:rPr>
+      </w:pPr>
+    </w:p>
+    <w:p>
+      <w:pPr>
+        <w:spacing w:after="0"/>
+        <w:rPr>
+          <w:b/>
+          <w:bCs/>
+          <w:sz w:val="18"/>
+          <w:szCs w:val="18"/>
+        </w:rPr>
+      </w:pPr>
+      <w:r>
+        <w:rPr>
+          <w:b/>
+          <w:bCs/>
+          <w:sz w:val="18"/>
+          <w:szCs w:val="18"/>
+        </w:rPr>
+        <w:t>Prima della soglia</w:t>
+      </w:r>
+      <w:r>
+        <w:rPr>
+          <w:b/>
+          <w:bCs/>
+          <w:sz w:val="18"/>
+          <w:szCs w:val="18"/>
+        </w:rPr>
+        <w:t xml:space="preserve"> </w:t>
+      </w:r>
+      <w:r>
+        <w:rPr>
+          <w:sz w:val="18"/>
+          <w:szCs w:val="18"/>
+        </w:rPr>
+        <w:t>l</w:t>
+      </w:r>
+      <w:r>
+        <w:rPr>
+          <w:sz w:val="18"/>
+          <w:szCs w:val="18"/>
+        </w:rPr>
+        <w:t xml:space="preserve">a rete mantiene una </w:t>
+      </w:r>
+      <w:proofErr w:type="spellStart"/>
+      <w:r>
+        <w:rPr>
+          <w:b/>
+          <w:bCs/>
+          <w:sz w:val="18"/>
+          <w:szCs w:val="18"/>
+        </w:rPr>
+        <w:t>giant</w:t>
+      </w:r>
+      <w:proofErr w:type="spellEnd"/>
+      <w:r>
+        <w:rPr>
+          <w:b/>
+          <w:bCs/>
+          <w:sz w:val="18"/>
+          <w:szCs w:val="18"/>
+        </w:rPr>
+        <w:t xml:space="preserve"> component</w:t>
+      </w:r>
+      <w:r>
+        <w:rPr>
+          <w:sz w:val="18"/>
+          <w:szCs w:val="18"/>
+        </w:rPr>
+        <w:t xml:space="preserve"> </w:t>
+      </w:r>
+      <w:r>
+        <w:rPr>
+          <w:b/>
+          <w:bCs/>
+          <w:sz w:val="18"/>
+          <w:szCs w:val="18"/>
+        </w:rPr>
+        <w:t xml:space="preserve"> </w:t>
+      </w:r>
+      <w:r>
+        <w:rPr>
+          <w:sz w:val="18"/>
+          <w:szCs w:val="18"/>
+        </w:rPr>
+        <w:t>e l</w:t>
+      </w:r>
+      <w:r>
+        <w:rPr>
+          <w:sz w:val="18"/>
+          <w:szCs w:val="18"/>
+        </w:rPr>
+        <w:t>a maggior parte della rete è ancora connessa.</w:t>
+      </w:r>
+    </w:p>
+    <w:p>
+      <w:pPr>
+        <w:spacing w:after="0"/>
+        <w:rPr>
+          <w:b/>
+          <w:bCs/>
+          <w:sz w:val="18"/>
+          <w:szCs w:val="18"/>
+        </w:rPr>
+      </w:pPr>
+      <w:r>
+        <w:rPr>
+          <w:b/>
+          <w:bCs/>
+          <w:sz w:val="18"/>
+          <w:szCs w:val="18"/>
+        </w:rPr>
+        <w:t>Raggiunta la soglia</w:t>
+      </w:r>
+    </w:p>
+    <w:p>
+      <w:pPr>
+        <w:spacing w:after="0"/>
+        <w:rPr>
+          <w:sz w:val="18"/>
+          <w:szCs w:val="18"/>
+        </w:rPr>
+      </w:pPr>
+      <w:r>
+        <w:rPr>
+          <w:sz w:val="18"/>
+          <w:szCs w:val="18"/>
+        </w:rPr>
+        <w:t>Arriviamo a un punto critico:</w:t>
+      </w:r>
+      <w:r>
+        <w:rPr>
+          <w:sz w:val="18"/>
+          <w:szCs w:val="18"/>
+        </w:rPr>
+        <w:t xml:space="preserve"> </w:t>
+      </w:r>
+      <m:oMath>
+        <m:r>
+          <w:rPr>
+            <w:rFonts w:ascii="Cambria Math" w:hAnsi="Cambria Math"/>
+            <w:sz w:val="18"/>
+            <w:szCs w:val="18"/>
+          </w:rPr>
+          <m:t xml:space="preserve">p= </m:t>
+        </m:r>
+        <m:sSub>
+          <m:sSubPr>
+            <m:ctrlPr>
+              <w:rPr>
+                <w:rFonts w:ascii="Cambria Math" w:hAnsi="Cambria Math"/>
+                <w:i/>
+                <w:sz w:val="18"/>
+                <w:szCs w:val="18"/>
+              </w:rPr>
+            </m:ctrlPr>
+          </m:sSubPr>
+          <m:e>
+            <m:r>
+              <w:rPr>
+                <w:rFonts w:ascii="Cambria Math" w:hAnsi="Cambria Math"/>
+                <w:sz w:val="18"/>
+                <w:szCs w:val="18"/>
+              </w:rPr>
+              <m:t>p</m:t>
+            </m:r>
+          </m:e>
+          <m:sub>
+            <m:r>
+              <w:rPr>
+                <w:rFonts w:ascii="Cambria Math" w:hAnsi="Cambria Math"/>
+                <w:sz w:val="18"/>
+                <w:szCs w:val="18"/>
+              </w:rPr>
+              <m:t>c</m:t>
+            </m:r>
+          </m:sub>
+        </m:sSub>
+        <m:r>
+          <w:rPr>
+            <w:rFonts w:ascii="Cambria Math" w:hAnsi="Cambria Math"/>
+            <w:sz w:val="18"/>
+            <w:szCs w:val="18"/>
+          </w:rPr>
+          <m:t xml:space="preserve"> </m:t>
+        </m:r>
+      </m:oMath>
+      <w:r>
+        <w:rPr>
+          <w:sz w:val="18"/>
+          <w:szCs w:val="18"/>
+        </w:rPr>
+        <w:t xml:space="preserve">dove </w:t>
+      </w:r>
+      <m:oMath>
+        <m:sSub>
+          <m:sSubPr>
+            <m:ctrlPr>
+              <w:rPr>
+                <w:rFonts w:ascii="Cambria Math" w:hAnsi="Cambria Math"/>
+                <w:i/>
+                <w:sz w:val="18"/>
+                <w:szCs w:val="18"/>
+              </w:rPr>
+            </m:ctrlPr>
+          </m:sSubPr>
+          <m:e>
+            <m:r>
+              <w:rPr>
+                <w:rFonts w:ascii="Cambria Math" w:hAnsi="Cambria Math"/>
+                <w:sz w:val="18"/>
+                <w:szCs w:val="18"/>
+              </w:rPr>
+              <m:t>p</m:t>
+            </m:r>
+          </m:e>
+          <m:sub>
+            <m:r>
+              <w:rPr>
+                <w:rFonts w:ascii="Cambria Math" w:hAnsi="Cambria Math"/>
+                <w:sz w:val="18"/>
+                <w:szCs w:val="18"/>
+              </w:rPr>
+              <m:t>c</m:t>
+            </m:r>
+          </m:sub>
+        </m:sSub>
+      </m:oMath>
+      <w:r>
+        <w:rPr>
+          <w:sz w:val="18"/>
+          <w:szCs w:val="18"/>
+        </w:rPr>
+        <w:t xml:space="preserve"> è la </w:t>
+      </w:r>
+      <w:proofErr w:type="spellStart"/>
+      <w:r>
+        <w:rPr>
+          <w:b/>
+          <w:bCs/>
+          <w:sz w:val="18"/>
+          <w:szCs w:val="18"/>
+        </w:rPr>
+        <w:t>percolation</w:t>
+      </w:r>
+      <w:proofErr w:type="spellEnd"/>
+      <w:r>
+        <w:rPr>
+          <w:b/>
+          <w:bCs/>
+          <w:sz w:val="18"/>
+          <w:szCs w:val="18"/>
+        </w:rPr>
+        <w:t xml:space="preserve"> </w:t>
+      </w:r>
+      <w:proofErr w:type="spellStart"/>
+      <w:r>
+        <w:rPr>
+          <w:b/>
+          <w:bCs/>
+          <w:sz w:val="18"/>
+          <w:szCs w:val="18"/>
+        </w:rPr>
+        <w:t>threshold</w:t>
+      </w:r>
+      <w:proofErr w:type="spellEnd"/>
+      <w:r>
+        <w:rPr>
+          <w:sz w:val="18"/>
+          <w:szCs w:val="18"/>
+        </w:rPr>
+        <w:t>.</w:t>
+      </w:r>
+    </w:p>
+    <w:p>
+      <w:pPr>
+        <w:spacing w:after="0"/>
+        <w:rPr>
+          <w:b/>
+          <w:bCs/>
+          <w:sz w:val="18"/>
+          <w:szCs w:val="18"/>
+        </w:rPr>
+      </w:pPr>
+      <w:r>
+        <w:rPr>
+          <w:b/>
+          <w:bCs/>
+          <w:sz w:val="18"/>
+          <w:szCs w:val="18"/>
+        </w:rPr>
+        <w:t>Dopo la soglia</w:t>
+      </w:r>
+    </w:p>
+    <w:p>
+      <w:pPr>
+        <w:spacing w:after="0"/>
+        <w:rPr>
+          <w:sz w:val="18"/>
+          <w:szCs w:val="18"/>
+        </w:rPr>
+      </w:pPr>
+      <w:r>
+        <w:rPr>
+          <w:sz w:val="18"/>
+          <w:szCs w:val="18"/>
+        </w:rPr>
+        <w:t>La rete può frammentarsi</w:t>
+      </w:r>
+      <w:r>
+        <w:rPr>
+          <w:sz w:val="18"/>
+          <w:szCs w:val="18"/>
+        </w:rPr>
+        <w:t>: l</w:t>
+      </w:r>
+      <w:r>
+        <w:rPr>
+          <w:sz w:val="18"/>
+          <w:szCs w:val="18"/>
+        </w:rPr>
+        <w:t xml:space="preserve">a </w:t>
+      </w:r>
+      <w:proofErr w:type="spellStart"/>
+      <w:r>
+        <w:rPr>
+          <w:sz w:val="18"/>
+          <w:szCs w:val="18"/>
+        </w:rPr>
+        <w:t>giant</w:t>
+      </w:r>
+      <w:proofErr w:type="spellEnd"/>
+      <w:r>
+        <w:rPr>
+          <w:sz w:val="18"/>
+          <w:szCs w:val="18"/>
+        </w:rPr>
+        <w:t xml:space="preserve"> component è scomparsa o si è ridotta drasticamente.</w:t>
+      </w:r>
+    </w:p>
+    <w:p>
+      <w:pPr>
+        <w:spacing w:after="0"/>
+        <w:rPr>
+          <w:b/>
+          <w:bCs/>
+          <w:sz w:val="18"/>
+          <w:szCs w:val="18"/>
+        </w:rPr>
+      </w:pPr>
+    </w:p>
+    <w:tbl>
+      <w:tblPr>
+        <w:tblStyle w:val="Grigliatabella"/>
+        <w:tblW w:w="0" w:type="auto"/>
+        <w:tblLook w:val="04A0" w:firstRow="1" w:lastRow="0" w:firstColumn="1" w:lastColumn="0" w:noHBand="0" w:noVBand="1"/>
+      </w:tblPr>
+      <w:tblGrid>
+        <w:gridCol w:w="1987"/>
+        <w:gridCol w:w="2930"/>
+      </w:tblGrid>
+      <w:tr>
+        <w:tc>
+          <w:tcPr>
+            <w:tcW w:w="0" w:type="auto"/>
+            <w:hideMark/>
+          </w:tcPr>
+          <w:p>
+            <w:pPr>
+              <w:spacing w:line="259" w:lineRule="auto"/>
+              <w:rPr>
+                <w:b/>
+                <w:bCs/>
+                <w:sz w:val="18"/>
+                <w:szCs w:val="18"/>
+              </w:rPr>
+            </w:pPr>
+            <w:r>
+              <w:rPr>
+                <w:b/>
+                <w:bCs/>
+                <w:sz w:val="18"/>
+                <w:szCs w:val="18"/>
+              </w:rPr>
+              <w:t>Concetto</w:t>
+            </w:r>
+          </w:p>
+        </w:tc>
+        <w:tc>
+          <w:tcPr>
+            <w:tcW w:w="0" w:type="auto"/>
+            <w:hideMark/>
+          </w:tcPr>
+          <w:p>
+            <w:pPr>
+              <w:spacing w:line="259" w:lineRule="auto"/>
+              <w:rPr>
+                <w:b/>
+                <w:bCs/>
+                <w:sz w:val="18"/>
+                <w:szCs w:val="18"/>
+              </w:rPr>
+            </w:pPr>
+            <w:r>
+              <w:rPr>
+                <w:b/>
+                <w:bCs/>
+                <w:sz w:val="18"/>
+                <w:szCs w:val="18"/>
+              </w:rPr>
+              <w:t>Significato</w:t>
+            </w:r>
+          </w:p>
+        </w:tc>
+      </w:tr>
+      <w:tr>
+        <w:tc>
+          <w:tcPr>
+            <w:tcW w:w="0" w:type="auto"/>
+            <w:hideMark/>
+          </w:tcPr>
+          <w:p>
+            <w:pPr>
+              <w:spacing w:line="259" w:lineRule="auto"/>
+              <w:rPr>
+                <w:sz w:val="18"/>
+                <w:szCs w:val="18"/>
+              </w:rPr>
+            </w:pPr>
+            <w:proofErr w:type="spellStart"/>
+            <w:r>
+              <w:rPr>
+                <w:b/>
+                <w:bCs/>
+                <w:sz w:val="18"/>
+                <w:szCs w:val="18"/>
+              </w:rPr>
+              <w:t>Percolation</w:t>
+            </w:r>
+            <w:proofErr w:type="spellEnd"/>
+            <w:r>
+              <w:rPr>
+                <w:b/>
+                <w:bCs/>
+                <w:sz w:val="18"/>
+                <w:szCs w:val="18"/>
+              </w:rPr>
+              <w:t xml:space="preserve"> </w:t>
+            </w:r>
+            <w:proofErr w:type="spellStart"/>
+            <w:r>
+              <w:rPr>
+                <w:b/>
+                <w:bCs/>
+                <w:sz w:val="18"/>
+                <w:szCs w:val="18"/>
+              </w:rPr>
+              <w:t>threshold</w:t>
+            </w:r>
+            <w:proofErr w:type="spellEnd"/>
+          </w:p>
+        </w:tc>
+        <w:tc>
+          <w:tcPr>
+            <w:tcW w:w="0" w:type="auto"/>
+            <w:hideMark/>
+          </w:tcPr>
+          <w:p>
+            <w:pPr>
+              <w:spacing w:line="259" w:lineRule="auto"/>
+              <w:rPr>
+                <w:sz w:val="18"/>
+                <w:szCs w:val="18"/>
+              </w:rPr>
+            </w:pPr>
+            <w:r>
+              <w:rPr>
+                <w:sz w:val="18"/>
+                <w:szCs w:val="18"/>
+              </w:rPr>
+              <w:t>Soglia critica di connettività</w:t>
+            </w:r>
+          </w:p>
+        </w:tc>
+      </w:tr>
+      <w:tr>
+        <w:tc>
+          <w:tcPr>
+            <w:tcW w:w="0" w:type="auto"/>
+            <w:hideMark/>
+          </w:tcPr>
+          <w:p>
+            <w:pPr>
+              <w:spacing w:line="259" w:lineRule="auto"/>
+              <w:rPr>
+                <w:b/>
+                <w:bCs/>
+                <w:sz w:val="18"/>
+                <w:szCs w:val="18"/>
+              </w:rPr>
+            </w:pPr>
+            <m:oMathPara>
+              <m:oMath>
+                <m:sSub>
+                  <m:sSubPr>
+                    <m:ctrlPr>
+                      <w:rPr>
+                        <w:rFonts w:ascii="Cambria Math" w:hAnsi="Cambria Math"/>
+                        <w:b/>
+                        <w:bCs/>
+                        <w:i/>
+                        <w:sz w:val="18"/>
+                        <w:szCs w:val="18"/>
+                      </w:rPr>
+                    </m:ctrlPr>
+                  </m:sSubPr>
+                  <m:e>
+                    <m:r>
+                      <m:rPr>
+                        <m:sty m:val="bi"/>
+                      </m:rPr>
+                      <w:rPr>
+                        <w:rFonts w:ascii="Cambria Math" w:hAnsi="Cambria Math"/>
+                        <w:sz w:val="18"/>
+                        <w:szCs w:val="18"/>
+                      </w:rPr>
+                      <m:t>p</m:t>
+                    </m:r>
+                  </m:e>
+                  <m:sub>
+                    <m:r>
+                      <m:rPr>
+                        <m:sty m:val="bi"/>
+                      </m:rPr>
+                      <w:rPr>
+                        <w:rFonts w:ascii="Cambria Math" w:hAnsi="Cambria Math"/>
+                        <w:sz w:val="18"/>
+                        <w:szCs w:val="18"/>
+                      </w:rPr>
+                      <m:t>c</m:t>
+                    </m:r>
+                  </m:sub>
+                </m:sSub>
+              </m:oMath>
+            </m:oMathPara>
+          </w:p>
+        </w:tc>
+        <w:tc>
+          <w:tcPr>
+            <w:tcW w:w="0" w:type="auto"/>
+            <w:hideMark/>
+          </w:tcPr>
+          <w:p>
+            <w:pPr>
+              <w:spacing w:line="259" w:lineRule="auto"/>
+              <w:rPr>
+                <w:sz w:val="18"/>
+                <w:szCs w:val="18"/>
+              </w:rPr>
+            </w:pPr>
+            <w:r>
+              <w:rPr>
+                <w:sz w:val="18"/>
+                <w:szCs w:val="18"/>
+              </w:rPr>
+              <w:t>Valore della soglia</w:t>
+            </w:r>
+          </w:p>
+        </w:tc>
+      </w:tr>
+      <w:tr>
+        <w:tc>
+          <w:tcPr>
+            <w:tcW w:w="0" w:type="auto"/>
+            <w:hideMark/>
+          </w:tcPr>
+          <w:p>
+            <w:pPr>
+              <w:spacing w:line="259" w:lineRule="auto"/>
+              <w:rPr>
+                <w:sz w:val="18"/>
+                <w:szCs w:val="18"/>
+              </w:rPr>
+            </w:pPr>
+            <w:r>
+              <w:rPr>
+                <w:b/>
+                <w:bCs/>
+                <w:sz w:val="18"/>
+                <w:szCs w:val="18"/>
+              </w:rPr>
+              <w:t xml:space="preserve">Prima di </w:t>
+            </w:r>
+            <m:oMath>
+              <m:sSub>
+                <m:sSubPr>
+                  <m:ctrlPr>
+                    <w:rPr>
+                      <w:rFonts w:ascii="Cambria Math" w:hAnsi="Cambria Math"/>
+                      <w:b/>
+                      <w:bCs/>
+                      <w:i/>
+                      <w:sz w:val="18"/>
+                      <w:szCs w:val="18"/>
+                    </w:rPr>
+                  </m:ctrlPr>
+                </m:sSubPr>
+                <m:e>
+                  <m:r>
+                    <m:rPr>
+                      <m:sty m:val="bi"/>
+                    </m:rPr>
+                    <w:rPr>
+                      <w:rFonts w:ascii="Cambria Math" w:hAnsi="Cambria Math"/>
+                      <w:sz w:val="18"/>
+                      <w:szCs w:val="18"/>
+                    </w:rPr>
+                    <m:t>p</m:t>
+                  </m:r>
+                </m:e>
+                <m:sub>
+                  <m:r>
+                    <m:rPr>
+                      <m:sty m:val="bi"/>
+                    </m:rPr>
+                    <w:rPr>
+                      <w:rFonts w:ascii="Cambria Math" w:hAnsi="Cambria Math"/>
+                      <w:sz w:val="18"/>
+                      <w:szCs w:val="18"/>
+                    </w:rPr>
+                    <m:t>c</m:t>
+                  </m:r>
+                </m:sub>
+              </m:sSub>
+            </m:oMath>
+          </w:p>
+        </w:tc>
+        <w:tc>
+          <w:tcPr>
+            <w:tcW w:w="0" w:type="auto"/>
+            <w:hideMark/>
+          </w:tcPr>
+          <w:p>
+            <w:pPr>
+              <w:spacing w:line="259" w:lineRule="auto"/>
+              <w:rPr>
+                <w:sz w:val="18"/>
+                <w:szCs w:val="18"/>
+              </w:rPr>
+            </w:pPr>
+            <w:r>
+              <w:rPr>
+                <w:sz w:val="18"/>
+                <w:szCs w:val="18"/>
+              </w:rPr>
+              <w:t xml:space="preserve">Può esistere una </w:t>
+            </w:r>
+            <w:proofErr w:type="spellStart"/>
+            <w:r>
+              <w:rPr>
+                <w:sz w:val="18"/>
+                <w:szCs w:val="18"/>
+              </w:rPr>
+              <w:t>giant</w:t>
+            </w:r>
+            <w:proofErr w:type="spellEnd"/>
+            <w:r>
+              <w:rPr>
+                <w:sz w:val="18"/>
+                <w:szCs w:val="18"/>
+              </w:rPr>
+              <w:t xml:space="preserve"> component</w:t>
+            </w:r>
+          </w:p>
+        </w:tc>
+      </w:tr>
+      <w:tr>
+        <w:tc>
+          <w:tcPr>
+            <w:tcW w:w="0" w:type="auto"/>
+            <w:hideMark/>
+          </w:tcPr>
+          <w:p>
+            <w:pPr>
+              <w:spacing w:line="259" w:lineRule="auto"/>
+              <w:rPr>
+                <w:sz w:val="18"/>
+                <w:szCs w:val="18"/>
+              </w:rPr>
+            </w:pPr>
+            <w:r>
+              <w:rPr>
+                <w:b/>
+                <w:bCs/>
+                <w:sz w:val="18"/>
+                <w:szCs w:val="18"/>
+              </w:rPr>
+              <w:t xml:space="preserve">Oltre </w:t>
+            </w:r>
+            <m:oMath>
+              <m:sSub>
+                <m:sSubPr>
+                  <m:ctrlPr>
+                    <w:rPr>
+                      <w:rFonts w:ascii="Cambria Math" w:hAnsi="Cambria Math"/>
+                      <w:b/>
+                      <w:bCs/>
+                      <w:i/>
+                      <w:sz w:val="18"/>
+                      <w:szCs w:val="18"/>
+                    </w:rPr>
+                  </m:ctrlPr>
+                </m:sSubPr>
+                <m:e>
+                  <m:r>
+                    <m:rPr>
+                      <m:sty m:val="bi"/>
+                    </m:rPr>
+                    <w:rPr>
+                      <w:rFonts w:ascii="Cambria Math" w:hAnsi="Cambria Math"/>
+                      <w:sz w:val="18"/>
+                      <w:szCs w:val="18"/>
+                    </w:rPr>
+                    <m:t>p</m:t>
+                  </m:r>
+                </m:e>
+                <m:sub>
+                  <m:r>
+                    <m:rPr>
+                      <m:sty m:val="bi"/>
+                    </m:rPr>
+                    <w:rPr>
+                      <w:rFonts w:ascii="Cambria Math" w:hAnsi="Cambria Math"/>
+                      <w:sz w:val="18"/>
+                      <w:szCs w:val="18"/>
+                    </w:rPr>
+                    <m:t>c</m:t>
+                  </m:r>
+                </m:sub>
+              </m:sSub>
+            </m:oMath>
+          </w:p>
+        </w:tc>
+        <w:tc>
+          <w:tcPr>
+            <w:tcW w:w="0" w:type="auto"/>
+            <w:hideMark/>
+          </w:tcPr>
+          <w:p>
+            <w:pPr>
+              <w:spacing w:line="259" w:lineRule="auto"/>
+              <w:rPr>
+                <w:sz w:val="18"/>
+                <w:szCs w:val="18"/>
+              </w:rPr>
+            </w:pPr>
+            <w:r>
+              <w:rPr>
+                <w:sz w:val="18"/>
+                <w:szCs w:val="18"/>
+              </w:rPr>
+              <w:t>La rete può diventare frammentata</w:t>
+            </w:r>
+          </w:p>
+        </w:tc>
+      </w:tr>
+      <w:tr>
+        <w:tc>
+          <w:tcPr>
+            <w:tcW w:w="0" w:type="auto"/>
+            <w:hideMark/>
+          </w:tcPr>
+          <w:p>
+            <w:pPr>
+              <w:spacing w:line="259" w:lineRule="auto"/>
+              <w:rPr>
+                <w:sz w:val="18"/>
+                <w:szCs w:val="18"/>
+              </w:rPr>
+            </w:pPr>
+            <w:r>
+              <w:rPr>
+                <w:b/>
+                <w:bCs/>
+                <w:sz w:val="18"/>
+                <w:szCs w:val="18"/>
+              </w:rPr>
+              <w:t>Cosa osserviamo</w:t>
+            </w:r>
+          </w:p>
+        </w:tc>
+        <w:tc>
+          <w:tcPr>
+            <w:tcW w:w="0" w:type="auto"/>
+            <w:hideMark/>
+          </w:tcPr>
+          <w:p>
+            <w:pPr>
+              <w:spacing w:line="259" w:lineRule="auto"/>
+              <w:rPr>
+                <w:sz w:val="18"/>
+                <w:szCs w:val="18"/>
+              </w:rPr>
+            </w:pPr>
+            <w:r>
+              <w:rPr>
+                <w:sz w:val="18"/>
+                <w:szCs w:val="18"/>
+              </w:rPr>
+              <w:t xml:space="preserve">Dimensione della </w:t>
+            </w:r>
+            <w:proofErr w:type="spellStart"/>
+            <w:r>
+              <w:rPr>
+                <w:sz w:val="18"/>
+                <w:szCs w:val="18"/>
+              </w:rPr>
+              <w:t>giant</w:t>
+            </w:r>
+            <w:proofErr w:type="spellEnd"/>
+            <w:r>
+              <w:rPr>
+                <w:sz w:val="18"/>
+                <w:szCs w:val="18"/>
+              </w:rPr>
+              <w:t xml:space="preserve"> component</w:t>
+            </w:r>
+          </w:p>
+        </w:tc>
+      </w:tr>
+      <w:tr>
+        <w:tc>
+          <w:tcPr>
+            <w:tcW w:w="0" w:type="auto"/>
+            <w:hideMark/>
+          </w:tcPr>
+          <w:p>
+            <w:pPr>
+              <w:spacing w:line="259" w:lineRule="auto"/>
+              <w:rPr>
+                <w:sz w:val="18"/>
+                <w:szCs w:val="18"/>
+              </w:rPr>
+            </w:pPr>
+            <w:r>
+              <w:rPr>
+                <w:b/>
+                <w:bCs/>
+                <w:sz w:val="18"/>
+                <w:szCs w:val="18"/>
+              </w:rPr>
+              <w:t>Collegamento</w:t>
+            </w:r>
+          </w:p>
+        </w:tc>
+        <w:tc>
+          <w:tcPr>
+            <w:tcW w:w="0" w:type="auto"/>
+            <w:hideMark/>
+          </w:tcPr>
+          <w:p>
+            <w:pPr>
+              <w:spacing w:line="259" w:lineRule="auto"/>
+              <w:rPr>
+                <w:sz w:val="18"/>
+                <w:szCs w:val="18"/>
+              </w:rPr>
+            </w:pPr>
+            <w:proofErr w:type="spellStart"/>
+            <w:r>
+              <w:rPr>
+                <w:sz w:val="18"/>
+                <w:szCs w:val="18"/>
+              </w:rPr>
+              <w:t>Percolation</w:t>
+            </w:r>
+            <w:proofErr w:type="spellEnd"/>
+            <w:r>
+              <w:rPr>
+                <w:sz w:val="18"/>
+                <w:szCs w:val="18"/>
+              </w:rPr>
+              <w:t xml:space="preserve"> + network </w:t>
+            </w:r>
+            <w:proofErr w:type="spellStart"/>
+            <w:r>
+              <w:rPr>
+                <w:sz w:val="18"/>
+                <w:szCs w:val="18"/>
+              </w:rPr>
+              <w:t>robustness</w:t>
+            </w:r>
+            <w:proofErr w:type="spellEnd"/>
+          </w:p>
+        </w:tc>
+      </w:tr>
+    </w:tbl>
+    <w:p>
+      <w:pPr>
+        <w:spacing w:after="0"/>
+        <w:rPr>
+          <w:rFonts w:ascii="Segoe UI Symbol" w:hAnsi="Segoe UI Symbol" w:cs="Segoe UI Symbol"/>
+          <w:b/>
+          <w:bCs/>
+          <w:sz w:val="18"/>
+          <w:szCs w:val="18"/>
+        </w:rPr>
+      </w:pPr>
+    </w:p>
+    <w:p>
+      <w:pPr>
+        <w:spacing w:after="0"/>
+        <w:rPr>
+          <w:b/>
+          <w:bCs/>
+          <w:sz w:val="18"/>
+          <w:szCs w:val="18"/>
+        </w:rPr>
+      </w:pPr>
+      <w:r>
+        <w:rPr>
+          <w:b/>
+          <w:bCs/>
+          <w:sz w:val="18"/>
+          <w:szCs w:val="18"/>
+        </w:rPr>
+        <w:t>Attenzione a p</w:t>
+      </w:r>
+    </w:p>
+    <w:p>
+      <w:pPr>
+        <w:spacing w:after="0"/>
+        <w:rPr>
+          <w:sz w:val="18"/>
+          <w:szCs w:val="18"/>
+        </w:rPr>
+      </w:pPr>
+      <w:r>
+        <w:rPr>
+          <w:sz w:val="18"/>
+          <w:szCs w:val="18"/>
+        </w:rPr>
+        <w:t xml:space="preserve">A seconda di come viene definito il modello, pp può rappresentare la </w:t>
+      </w:r>
+      <w:r>
+        <w:rPr>
+          <w:b/>
+          <w:bCs/>
+          <w:sz w:val="18"/>
+          <w:szCs w:val="18"/>
+        </w:rPr>
+        <w:t>frazione di nodi/archi ancora presenti</w:t>
+      </w:r>
+      <w:r>
+        <w:rPr>
+          <w:sz w:val="18"/>
+          <w:szCs w:val="18"/>
+        </w:rPr>
+        <w:t xml:space="preserve"> oppure la </w:t>
+      </w:r>
+      <w:r>
+        <w:rPr>
+          <w:b/>
+          <w:bCs/>
+          <w:sz w:val="18"/>
+          <w:szCs w:val="18"/>
+        </w:rPr>
+        <w:t>probabilità che un elemento sia attivo</w:t>
+      </w:r>
+      <w:r>
+        <w:rPr>
+          <w:sz w:val="18"/>
+          <w:szCs w:val="18"/>
+        </w:rPr>
+        <w:t>.</w:t>
+      </w:r>
+    </w:p>
+    <w:p>
+      <w:pPr>
+        <w:spacing w:after="0"/>
+        <w:rPr>
+          <w:sz w:val="18"/>
+          <w:szCs w:val="18"/>
+        </w:rPr>
+      </w:pPr>
+      <w:r>
+        <w:rPr>
+          <w:sz w:val="18"/>
+          <w:szCs w:val="18"/>
+        </w:rPr>
+        <w:t xml:space="preserve">Per esempio, se pp è la frazione di nodi </w:t>
+      </w:r>
+      <w:r>
+        <w:rPr>
+          <w:b/>
+          <w:bCs/>
+          <w:sz w:val="18"/>
+          <w:szCs w:val="18"/>
+        </w:rPr>
+        <w:t>rimasti</w:t>
+      </w:r>
+      <w:r>
+        <w:rPr>
+          <w:sz w:val="18"/>
+          <w:szCs w:val="18"/>
+        </w:rPr>
+        <w:t>:</w:t>
+      </w:r>
+    </w:p>
+    <w:p>
+      <w:pPr>
+        <w:spacing w:after="0"/>
+        <w:rPr>
+          <w:sz w:val="18"/>
+          <w:szCs w:val="18"/>
+        </w:rPr>
+      </w:pPr>
+      <m:oMath>
+        <m:r>
+          <w:rPr>
+            <w:rFonts w:ascii="Cambria Math" w:hAnsi="Cambria Math"/>
+            <w:sz w:val="18"/>
+            <w:szCs w:val="18"/>
+          </w:rPr>
+          <m:t>p</m:t>
+        </m:r>
+        <m:r>
+          <w:rPr>
+            <w:rFonts w:ascii="Cambria Math" w:hAnsi="Cambria Math"/>
+            <w:sz w:val="18"/>
+            <w:szCs w:val="18"/>
+          </w:rPr>
+          <m:t>&gt;</m:t>
+        </m:r>
+        <m:sSub>
+          <m:sSubPr>
+            <m:ctrlPr>
+              <w:rPr>
+                <w:rFonts w:ascii="Cambria Math" w:hAnsi="Cambria Math"/>
+                <w:i/>
+                <w:sz w:val="18"/>
+                <w:szCs w:val="18"/>
+              </w:rPr>
+            </m:ctrlPr>
+          </m:sSubPr>
+          <m:e>
+            <m:r>
+              <w:rPr>
+                <w:rFonts w:ascii="Cambria Math" w:hAnsi="Cambria Math"/>
+                <w:sz w:val="18"/>
+                <w:szCs w:val="18"/>
+              </w:rPr>
+              <m:t>p</m:t>
+            </m:r>
+          </m:e>
+          <m:sub>
+            <m:r>
+              <w:rPr>
+                <w:rFonts w:ascii="Cambria Math" w:hAnsi="Cambria Math"/>
+                <w:sz w:val="18"/>
+                <w:szCs w:val="18"/>
+              </w:rPr>
+              <m:t>c</m:t>
+            </m:r>
+          </m:sub>
+        </m:sSub>
+      </m:oMath>
+      <w:r>
+        <w:rPr>
+          <w:sz w:val="18"/>
+          <w:szCs w:val="18"/>
+        </w:rPr>
+        <w:t xml:space="preserve"> </w:t>
+      </w:r>
+      <w:r>
+        <w:rPr>
+          <w:sz w:val="18"/>
+          <w:szCs w:val="18"/>
+        </w:rPr>
+        <w:t>→ rete sufficientemente connessa</w:t>
+      </w:r>
+    </w:p>
+    <w:p>
+      <w:pPr>
+        <w:spacing w:after="0"/>
+        <w:rPr>
+          <w:sz w:val="18"/>
+          <w:szCs w:val="18"/>
+        </w:rPr>
+      </w:pPr>
+      <m:oMath>
+        <m:r>
+          <w:rPr>
+            <w:rFonts w:ascii="Cambria Math" w:hAnsi="Cambria Math"/>
+            <w:sz w:val="18"/>
+            <w:szCs w:val="18"/>
+          </w:rPr>
+          <m:t>p</m:t>
+        </m:r>
+        <m:r>
+          <w:rPr>
+            <w:rFonts w:ascii="Cambria Math" w:hAnsi="Cambria Math"/>
+            <w:sz w:val="18"/>
+            <w:szCs w:val="18"/>
+          </w:rPr>
+          <m:t>&lt;</m:t>
+        </m:r>
+        <m:sSub>
+          <m:sSubPr>
+            <m:ctrlPr>
+              <w:rPr>
+                <w:rFonts w:ascii="Cambria Math" w:hAnsi="Cambria Math"/>
+                <w:i/>
+                <w:sz w:val="18"/>
+                <w:szCs w:val="18"/>
+              </w:rPr>
+            </m:ctrlPr>
+          </m:sSubPr>
+          <m:e>
+            <m:r>
+              <w:rPr>
+                <w:rFonts w:ascii="Cambria Math" w:hAnsi="Cambria Math"/>
+                <w:sz w:val="18"/>
+                <w:szCs w:val="18"/>
+              </w:rPr>
+              <m:t>p</m:t>
+            </m:r>
+          </m:e>
+          <m:sub>
+            <m:r>
+              <w:rPr>
+                <w:rFonts w:ascii="Cambria Math" w:hAnsi="Cambria Math"/>
+                <w:sz w:val="18"/>
+                <w:szCs w:val="18"/>
+              </w:rPr>
+              <m:t>c</m:t>
+            </m:r>
+          </m:sub>
+        </m:sSub>
+      </m:oMath>
+      <w:r>
+        <w:rPr>
+          <w:sz w:val="18"/>
+          <w:szCs w:val="18"/>
+        </w:rPr>
+        <w:t xml:space="preserve"> </w:t>
+      </w:r>
+      <w:r>
+        <w:rPr>
+          <w:sz w:val="18"/>
+          <w:szCs w:val="18"/>
+        </w:rPr>
+        <w:t>→ rete frammentata.</w:t>
+      </w:r>
+    </w:p>
+    <w:p>
+      <w:pPr>
+        <w:spacing w:after="0"/>
+        <w:rPr>
+          <w:sz w:val="18"/>
+          <w:szCs w:val="18"/>
+        </w:rPr>
+      </w:pPr>
+    </w:p>
+    <w:p>
+      <w:pPr>
+        <w:spacing w:after="0"/>
+        <w:rPr>
+          <w:sz w:val="18"/>
+          <w:szCs w:val="18"/>
+        </w:rPr>
+      </w:pPr>
+      <w:r>
+        <w:rPr>
+          <w:b/>
+          <w:bCs/>
+          <w:sz w:val="18"/>
+          <w:szCs w:val="18"/>
+        </w:rPr>
+        <w:t>La percol</w:t>
+      </w:r>
+      <w:proofErr w:type="spellStart"/>
+      <w:r>
+        <w:rPr>
+          <w:b/>
+          <w:bCs/>
+          <w:sz w:val="18"/>
+          <w:szCs w:val="18"/>
+        </w:rPr>
+        <w:t>ation</w:t>
+      </w:r>
+      <w:proofErr w:type="spellEnd"/>
+      <w:r>
+        <w:rPr>
+          <w:b/>
+          <w:bCs/>
+          <w:sz w:val="18"/>
+          <w:szCs w:val="18"/>
+        </w:rPr>
+        <w:t xml:space="preserve"> </w:t>
+      </w:r>
+      <w:proofErr w:type="spellStart"/>
+      <w:r>
+        <w:rPr>
+          <w:b/>
+          <w:bCs/>
+          <w:sz w:val="18"/>
+          <w:szCs w:val="18"/>
+        </w:rPr>
+        <w:t>threshold</w:t>
+      </w:r>
+      <w:proofErr w:type="spellEnd"/>
+      <w:r>
+        <w:rPr>
+          <w:b/>
+          <w:bCs/>
+          <w:sz w:val="18"/>
+          <w:szCs w:val="18"/>
+        </w:rPr>
+        <w:t xml:space="preserve"> è il valore critico del parametro di percolazione oltre il quale la rete passa da uno stato con una </w:t>
+      </w:r>
+      <w:proofErr w:type="spellStart"/>
+      <w:r>
+        <w:rPr>
+          <w:b/>
+          <w:bCs/>
+          <w:sz w:val="18"/>
+          <w:szCs w:val="18"/>
+        </w:rPr>
+        <w:t>giant</w:t>
+      </w:r>
+      <w:proofErr w:type="spellEnd"/>
+      <w:r>
+        <w:rPr>
+          <w:b/>
+          <w:bCs/>
+          <w:sz w:val="18"/>
+          <w:szCs w:val="18"/>
+        </w:rPr>
+        <w:t xml:space="preserve"> component a uno stato frammentato, o viceversa, a seconda di come è definito il processo.</w:t>
+      </w:r>
+    </w:p>
+    <w:p>
+      <w:pPr>
+        <w:spacing w:after="0"/>
+        <w:rPr>
+          <w:sz w:val="18"/>
+          <w:szCs w:val="18"/>
+        </w:rPr>
+      </w:pPr>
     </w:p>
     <w:sectPr>
       <w:footerReference w:type="default" r:id="rId7"/>
@@ -5690,7 +8261,6 @@
   <w:style w:type="character" w:default="1" w:styleId="Carpredefinitoparagrafo">
     <w:name w:val="Default Paragraph Font"/>
     <w:uiPriority w:val="1"/>
-    <w:semiHidden/>
     <w:unhideWhenUsed/>
   </w:style>
   <w:style w:type="table" w:default="1" w:styleId="Tabellanormale">
@@ -6048,6 +8618,35 @@
     <w:uiPriority w:val="99"/>
     <w:rsid w:val="009909E4"/>
   </w:style>
+  <w:style w:type="table" w:styleId="Grigliatabella">
+    <w:name w:val="Table Grid"/>
+    <w:basedOn w:val="Tabellanormale"/>
+    <w:uiPriority w:val="39"/>
+    <w:rsid w:val="00205651"/>
+    <w:pPr>
+      <w:spacing w:after="0" w:line="240" w:lineRule="auto"/>
+    </w:pPr>
+    <w:tblPr>
+      <w:tblBorders>
+        <w:top w:val="single" w:sz="4" w:space="0" w:color="auto"/>
+        <w:left w:val="single" w:sz="4" w:space="0" w:color="auto"/>
+        <w:bottom w:val="single" w:sz="4" w:space="0" w:color="auto"/>
+        <w:right w:val="single" w:sz="4" w:space="0" w:color="auto"/>
+        <w:insideH w:val="single" w:sz="4" w:space="0" w:color="auto"/>
+        <w:insideV w:val="single" w:sz="4" w:space="0" w:color="auto"/>
+      </w:tblBorders>
+    </w:tblPr>
+  </w:style>
+  <w:style w:type="character" w:styleId="Testosegnaposto">
+    <w:name w:val="Placeholder Text"/>
+    <w:basedOn w:val="Carpredefinitoparagrafo"/>
+    <w:uiPriority w:val="99"/>
+    <w:semiHidden/>
+    <w:rsid w:val="00205651"/>
+    <w:rPr>
+      <w:color w:val="666666"/>
+    </w:rPr>
+  </w:style>
 </w:styles>
 </file>
 
